--- a/tests/corpus_v2/docs/cx_labor_0008.docx
+++ b/tests/corpus_v2/docs/cx_labor_0008.docx
@@ -428,7 +428,13 @@
         <w:t xml:space="preserve">9.1. Контрольная запись: </w:t>
       </w:r>
       <w:r>
-        <w:t xml:space="preserve">34/2023-К</w:t>
+        <w:rPr>
+          <w:b/>
+        </w:rPr>
+        <w:t xml:space="preserve">34/20</w:t>
+      </w:r>
+      <w:r>
+        <w:t xml:space="preserve">23-К</w:t>
       </w:r>
       <w:r>
         <w:t xml:space="preserve">.</w:t>

--- a/tests/corpus_v2/docs/cx_labor_0008.docx
+++ b/tests/corpus_v2/docs/cx_labor_0008.docx
@@ -27,7 +27,7 @@
         <w:rPr>
           <w:b/>
         </w:rPr>
-        <w:t xml:space="preserve">62550/321-сс</w:t>
+        <w:t xml:space="preserve">7/20</w:t>
       </w:r>
     </w:p>
     <w:p/>
@@ -99,7 +99,7 @@
         <w:t xml:space="preserve">, с другой стороны, совместно именуемые «Стороны», заключили настоящий Договор № </w:t>
       </w:r>
       <w:r>
-        <w:t xml:space="preserve">19/19</w:t>
+        <w:t xml:space="preserve">10/2024-Д</w:t>
       </w:r>
       <w:r>
         <w:t xml:space="preserve"> (далее — Договор) о нижеследующем:</w:t>
@@ -431,10 +431,10 @@
         <w:rPr>
           <w:b/>
         </w:rPr>
-        <w:t xml:space="preserve">34/20</w:t>
-      </w:r>
-      <w:r>
-        <w:t xml:space="preserve">23-К</w:t>
+        <w:t xml:space="preserve">34Ф-07</w:t>
+      </w:r>
+      <w:r>
+        <w:t xml:space="preserve">046/22-402Д</w:t>
       </w:r>
       <w:r>
         <w:t xml:space="preserve">.</w:t>
@@ -448,7 +448,7 @@
         <w:rPr>
           <w:b/>
         </w:rPr>
-        <w:t xml:space="preserve">411</w:t>
+        <w:t xml:space="preserve">3070</w:t>
       </w:r>
       <w:r>
         <w:t xml:space="preserve">0000 рублей</w:t>

--- a/tests/corpus_v2/docs/cx_labor_0008.docx
+++ b/tests/corpus_v2/docs/cx_labor_0008.docx
@@ -72,25 +72,25 @@
         <w:t xml:space="preserve">паспорт </w:t>
       </w:r>
       <w:r>
-        <w:t xml:space="preserve">19 21 262727</w:t>
+        <w:t xml:space="preserve">24 07 020303</w:t>
       </w:r>
       <w:r>
         <w:t xml:space="preserve">, выдан </w:t>
       </w:r>
       <w:r>
-        <w:t xml:space="preserve">ТП № 2 ОУФМС России по Московской обл.</w:t>
+        <w:t xml:space="preserve">ГУ МВД России по г. Москве</w:t>
       </w:r>
       <w:r>
         <w:t xml:space="preserve"> </w:t>
       </w:r>
       <w:r>
-        <w:t xml:space="preserve">07.09.2011</w:t>
+        <w:t xml:space="preserve">28.09.2011</w:t>
       </w:r>
       <w:r>
         <w:t xml:space="preserve">, код подразделения </w:t>
       </w:r>
       <w:r>
-        <w:t xml:space="preserve">722-631</w:t>
+        <w:t xml:space="preserve">954-397</w:t>
       </w:r>
       <w:r>
         <w:t xml:space="preserve">, именуемая в дальнейшем «Работник»</w:t>
@@ -279,10 +279,16 @@
         <w:t xml:space="preserve">МКАС при ТПП РФ</w:t>
       </w:r>
       <w:r>
+        <w:t xml:space="preserve">. Товар отгружается с сопроводительным документом паспорт качества № </w:t>
+      </w:r>
+      <w:r>
+        <w:t xml:space="preserve">96 17 493317</w:t>
+      </w:r>
+      <w:r>
         <w:t xml:space="preserve">. Цена — </w:t>
       </w:r>
       <w:r>
-        <w:t xml:space="preserve">не более 77 700 000,7 (Семидесяти семи миллионов семисот тысяч) рублей</w:t>
+        <w:t xml:space="preserve">не более 713 000,2 (Семисот тринадцати тысяч) рублей</w:t>
       </w:r>
       <w:r>
         <w:t xml:space="preserve">, НДС не облагается, т.к. применяется УСН</w:t>
@@ -305,7 +311,7 @@
         <w:t xml:space="preserve">3.1. Место исполнения обязательств: </w:t>
       </w:r>
       <w:r>
-        <w:t xml:space="preserve">614000, г. Пермь, просп. Гагарина, д. 37, кв. 6</w:t>
+        <w:t xml:space="preserve">141400, г. Химки, проезд Ленина, д. 30, кв. 200</w:t>
       </w:r>
       <w:r>
         <w:t xml:space="preserve">.</w:t>
@@ -322,7 +328,7 @@
         <w:t xml:space="preserve"> по телефону </w:t>
       </w:r>
       <w:r>
-        <w:t xml:space="preserve">+7 (846) 336-49-22</w:t>
+        <w:t xml:space="preserve">+7 (812) 199-99-66</w:t>
       </w:r>
       <w:r>
         <w:t xml:space="preserve">.</w:t>
@@ -333,7 +339,7 @@
         <w:t xml:space="preserve">3.3. Срок исполнения обязательств — </w:t>
       </w:r>
       <w:r>
-        <w:t xml:space="preserve">не позднее 23.12.2026</w:t>
+        <w:t xml:space="preserve">не позднее 16.08.2026</w:t>
       </w:r>
       <w:r>
         <w:t xml:space="preserve">.</w:t>
@@ -392,7 +398,7 @@
         <w:t xml:space="preserve">Сторона, для которой создалась невозможность исполнения, обязана уведомить другую Сторону. Срок уведомления — </w:t>
       </w:r>
       <w:r>
-        <w:t xml:space="preserve">в течение 45 (Сорока пяти) рабочих дней с момента заключения контракта</w:t>
+        <w:t xml:space="preserve">в течение 3 (Трёх) рабочих дней с момента заключения контракта</w:t>
       </w:r>
       <w:r>
         <w:t xml:space="preserve">.</w:t>
@@ -406,7 +412,7 @@
         <w:t xml:space="preserve">Все споры и разногласия решаются путём переговоров. Претензионный порядок обязателен, срок ответа на претензию — </w:t>
       </w:r>
       <w:r>
-        <w:t xml:space="preserve">в течение 45 календарных дней со дня предъявления требования</w:t>
+        <w:t xml:space="preserve">в течение 30 календарных дней со дня предъявления требования</w:t>
       </w:r>
       <w:r>
         <w:t xml:space="preserve">.</w:t>
@@ -431,10 +437,10 @@
         <w:rPr>
           <w:b/>
         </w:rPr>
-        <w:t xml:space="preserve">34Ф-07</w:t>
-      </w:r>
-      <w:r>
-        <w:t xml:space="preserve">046/22-402Д</w:t>
+        <w:t xml:space="preserve">51Ф-38</w:t>
+      </w:r>
+      <w:r>
+        <w:t xml:space="preserve">060/23-750Д</w:t>
       </w:r>
       <w:r>
         <w:t xml:space="preserve">.</w:t>
@@ -448,10 +454,10 @@
         <w:rPr>
           <w:b/>
         </w:rPr>
-        <w:t xml:space="preserve">3070</w:t>
-      </w:r>
-      <w:r>
-        <w:t xml:space="preserve">0000 рублей</w:t>
+        <w:t xml:space="preserve">152</w:t>
+      </w:r>
+      <w:r>
+        <w:t xml:space="preserve">000 рублей</w:t>
       </w:r>
       <w:r>
         <w:t xml:space="preserve">.</w:t>
@@ -465,10 +471,10 @@
         <w:rPr>
           <w:b/>
         </w:rPr>
-        <w:t xml:space="preserve">1</w:t>
-      </w:r>
-      <w:r>
-        <w:t xml:space="preserve">5 (пятнадцать) процентов за каждый день просрочки</w:t>
+        <w:t xml:space="preserve">2</w:t>
+      </w:r>
+      <w:r>
+        <w:t xml:space="preserve">0 (двадцать) процентов за каждый день просрочки</w:t>
       </w:r>
       <w:r>
         <w:t xml:space="preserve">.</w:t>
@@ -479,7 +485,7 @@
         <w:t xml:space="preserve">9.4. Контрольная запись: </w:t>
       </w:r>
       <w:r>
-        <w:t xml:space="preserve">не позднее 24.03.20 2 5</w:t>
+        <w:t xml:space="preserve">не позднее 05.07.20 2 5</w:t>
       </w:r>
       <w:r>
         <w:t xml:space="preserve">.</w:t>
@@ -511,7 +517,7 @@
       </w:fldSimple>
       <w:fldSimple w:instr=" DOCPROPERTY &quot;Value&quot; \* MERGEFORMAT ">
         <w:r>
-          <w:t xml:space="preserve">20 (двадцать) процентов от цены Договора</w:t>
+          <w:t xml:space="preserve">15 (пятнадцать) процентов от цены Договора</w:t>
         </w:r>
       </w:fldSimple>
       <w:r>
@@ -777,7 +783,7 @@
         <w:t xml:space="preserve">12.50. Контрольная величина: </w:t>
       </w:r>
       <w:r>
-        <w:t xml:space="preserve">не более 1 420 000 (Одного миллиона четырёхсот двадцати тысяч) рублей 0 коп.</w:t>
+        <w:t xml:space="preserve">не более 165 000 (Ста шестидесяти пяти тысяч) рублей 5 коп.</w:t>
       </w:r>
       <w:r>
         <w:t xml:space="preserve">, </w:t>
@@ -1039,7 +1045,7 @@
         <w:t xml:space="preserve">12.100. Контрольная величина: </w:t>
       </w:r>
       <w:r>
-        <w:t xml:space="preserve">Восемь миллионов восемьсот шестьдесят тысяч рублей 00 копеек</w:t>
+        <w:t xml:space="preserve">Сто семнадцать тысяч рублей 50 копеек</w:t>
       </w:r>
       <w:r>
         <w:t xml:space="preserve">, НДС не облагается</w:t>
@@ -1298,7 +1304,7 @@
         <w:t xml:space="preserve">12.150. Контрольная величина: </w:t>
       </w:r>
       <w:r>
-        <w:t xml:space="preserve">923 000 (Девятьсот двадцать три тысячи) руб. 50 копеек</w:t>
+        <w:t xml:space="preserve">63 200 000 (Шестьдесят три миллиона двести тысяч) руб. 50 копеек</w:t>
       </w:r>
       <w:r>
         <w:t xml:space="preserve">, в т.ч. НДС </w:t>
@@ -1816,7 +1822,7 @@
         <w:t xml:space="preserve">12.250. Контрольная величина: </w:t>
       </w:r>
       <w:r>
-        <w:t xml:space="preserve">117 000,83 (Сто семнадцать тысяч) ₽</w:t>
+        <w:t xml:space="preserve">55 700 000,61 (Пятьдесят пять миллионов семьсот тысяч) ₽</w:t>
       </w:r>
       <w:r>
         <w:t xml:space="preserve">, </w:t>
@@ -2334,7 +2340,7 @@
         <w:t xml:space="preserve">12.350. Контрольная величина: </w:t>
       </w:r>
       <w:r>
-        <w:t xml:space="preserve">Шестьдесят три миллиона двести тысяч рублей</w:t>
+        <w:t xml:space="preserve">Восемьдесят девять миллионов восемьсот тысяч рублей</w:t>
       </w:r>
       <w:r>
         <w:t xml:space="preserve">, в т.ч. НДС </w:t>
@@ -2596,7 +2602,7 @@
         <w:t xml:space="preserve">12.400. Контрольная величина: </w:t>
       </w:r>
       <w:r>
-        <w:t xml:space="preserve">58 900 000 руб. 50 копеек</w:t>
+        <w:t xml:space="preserve">21 400 000 руб. 00 копеек</w:t>
       </w:r>
       <w:r>
         <w:t xml:space="preserve">, НДС не облагается</w:t>
@@ -2855,7 +2861,7 @@
         <w:t xml:space="preserve">12.450. Контрольная величина: </w:t>
       </w:r>
       <w:r>
-        <w:t xml:space="preserve">не более 50 400 000 (Пятидесяти миллионов четырёхсот тысяч) рублей 0 коп.</w:t>
+        <w:t xml:space="preserve">не более 3 010 000 (Трёх миллионов десяти тысяч) рублей 5 коп.</w:t>
       </w:r>
       <w:r>
         <w:t xml:space="preserve">, НДС не облагается, т.к. применяется УСН</w:t>
@@ -3114,7 +3120,7 @@
         <w:t xml:space="preserve">12.500. Контрольная величина: </w:t>
       </w:r>
       <w:r>
-        <w:t xml:space="preserve">6020002 рубля</w:t>
+        <w:t xml:space="preserve">9500002 рубля</w:t>
       </w:r>
       <w:r>
         <w:t xml:space="preserve">.</w:t>
@@ -3370,7 +3376,7 @@
         <w:t xml:space="preserve">12.550. Контрольная величина: </w:t>
       </w:r>
       <w:r>
-        <w:t xml:space="preserve">Три миллиона десять тысяч два рубля 5 коп.</w:t>
+        <w:t xml:space="preserve">Один миллион триста восемьдесят тысяч два рубля 0 коп.</w:t>
       </w:r>
       <w:r>
         <w:t xml:space="preserve">, НДС не облагается, т.к. применяется УСН</w:t>
@@ -3885,7 +3891,7 @@
         <w:t xml:space="preserve">12.650. Контрольная величина: </w:t>
       </w:r>
       <w:r>
-        <w:t xml:space="preserve">9 500 000 (Девять миллионов пятьсот тысяч) руб. 0 коп.</w:t>
+        <w:t xml:space="preserve">9 850 000 (Девять миллионов восемьсот пятьдесят тысяч) руб. 0 коп.</w:t>
       </w:r>
       <w:r>
         <w:t xml:space="preserve">.</w:t>
@@ -4141,7 +4147,7 @@
         <w:t xml:space="preserve">12.700. Контрольная величина: </w:t>
       </w:r>
       <w:r>
-        <w:t xml:space="preserve">286000 (двести восемьдесят шесть тысяч) рублей 00 копеек</w:t>
+        <w:t xml:space="preserve">179000 (сто семьдесят девять тысяч) рублей 00 копеек</w:t>
       </w:r>
       <w:r>
         <w:t xml:space="preserve">, </w:t>
@@ -4403,7 +4409,7 @@
         <w:t xml:space="preserve">12.750. Контрольная величина: </w:t>
       </w:r>
       <w:r>
-        <w:t xml:space="preserve">65 000,08 ₽</w:t>
+        <w:t xml:space="preserve">547 000,30 ₽</w:t>
       </w:r>
       <w:r>
         <w:t xml:space="preserve">, в т.ч. НДС </w:t>
@@ -4665,7 +4671,7 @@
         <w:t xml:space="preserve">12.800. Контрольная величина: </w:t>
       </w:r>
       <w:r>
-        <w:t xml:space="preserve">Двадцать семь миллионов рублей 00 копеек</w:t>
+        <w:t xml:space="preserve">Семьсот семьдесят три тысячи рублей 50 копеек</w:t>
       </w:r>
       <w:r>
         <w:t xml:space="preserve">, включая НДС </w:t>
@@ -4677,7 +4683,7 @@
         <w:t xml:space="preserve"> в размере </w:t>
       </w:r>
       <w:r>
-        <w:t xml:space="preserve">970 000,1 (Девятьсот семьдесят тысяч) руб.</w:t>
+        <w:t xml:space="preserve">2 300 000,3 (Два миллиона триста тысяч) руб.</w:t>
       </w:r>
       <w:r>
         <w:t xml:space="preserve">.</w:t>
@@ -5189,7 +5195,7 @@
         <w:t xml:space="preserve">12.900. Контрольная величина: </w:t>
       </w:r>
       <w:r>
-        <w:t xml:space="preserve">не менее 592 000 (Пятисот девяноста двух тысяч) рублей</w:t>
+        <w:t xml:space="preserve">не менее 31 700 000 (Тридцати одного миллиона семисот тысяч) рублей</w:t>
       </w:r>
       <w:r>
         <w:t xml:space="preserve">, в т.ч. НДС </w:t>
@@ -5451,7 +5457,7 @@
         <w:t xml:space="preserve">12.950. Контрольная величина: </w:t>
       </w:r>
       <w:r>
-        <w:t xml:space="preserve">350 000,4 (Триста пятьдесят тысяч) руб.</w:t>
+        <w:t xml:space="preserve">479 000,0 (Четыреста семьдесят девять тысяч) руб.</w:t>
       </w:r>
       <w:r>
         <w:t xml:space="preserve">, </w:t>
@@ -5713,7 +5719,7 @@
         <w:t xml:space="preserve">12.1000. Контрольная величина: </w:t>
       </w:r>
       <w:r>
-        <w:t xml:space="preserve">Семь миллионов четыреста семьдесят тысяч два рубля 00 копеек</w:t>
+        <w:t xml:space="preserve">Двадцать один миллион девятьсот тысяч два рубля 00 копеек</w:t>
       </w:r>
       <w:r>
         <w:t xml:space="preserve">, включая НДС </w:t>
@@ -5725,7 +5731,7 @@
         <w:t xml:space="preserve"> в размере </w:t>
       </w:r>
       <w:r>
-        <w:t xml:space="preserve">21 000 (двадцать одна тысяча) рублей 50 копеек</w:t>
+        <w:t xml:space="preserve">7 350 000 (семь миллионов триста пятьдесят тысяч) рублей 50 копеек</w:t>
       </w:r>
       <w:r>
         <w:t xml:space="preserve">.</w:t>
@@ -5981,7 +5987,7 @@
         <w:t xml:space="preserve">12.1050. Контрольная величина: </w:t>
       </w:r>
       <w:r>
-        <w:t xml:space="preserve">7000000 руб. 0 коп.</w:t>
+        <w:t xml:space="preserve">1410000 руб. 0 коп.</w:t>
       </w:r>
       <w:r>
         <w:t xml:space="preserve">, в том числе НДС</w:t>
@@ -6496,7 +6502,7 @@
         <w:t xml:space="preserve">12.1150. Контрольная величина: </w:t>
       </w:r>
       <w:r>
-        <w:t xml:space="preserve">637 000 (шестьсот тридцать семь тысяч) рублей 00 копеек</w:t>
+        <w:t xml:space="preserve">3 190 000 (три миллиона сто девяносто тысяч) рублей 50 копеек</w:t>
       </w:r>
       <w:r>
         <w:t xml:space="preserve">, НДС не облагается</w:t>
@@ -6755,7 +6761,7 @@
         <w:t xml:space="preserve">12.1200. Контрольная величина: </w:t>
       </w:r>
       <w:r>
-        <w:t xml:space="preserve">не менее 680000,6 (Шестисот восьмидесяти тысяч) рублей</w:t>
+        <w:t xml:space="preserve">не менее 79500000,5 (Семидесяти девяти миллионов пятисот тысяч) рублей</w:t>
       </w:r>
       <w:r>
         <w:t xml:space="preserve">.</w:t>
@@ -7011,7 +7017,7 @@
         <w:t xml:space="preserve">12.1250. Контрольная величина: </w:t>
       </w:r>
       <w:r>
-        <w:t xml:space="preserve">Восемьдесят шесть миллионов сто тысяч два рубля 50 копеек</w:t>
+        <w:t xml:space="preserve">Девяносто шесть тысяч два рубля 00 копеек</w:t>
       </w:r>
       <w:r>
         <w:t xml:space="preserve">, НДС не облагается</w:t>
@@ -7270,7 +7276,7 @@
         <w:t xml:space="preserve">12.1300. Контрольная величина: </w:t>
       </w:r>
       <w:r>
-        <w:t xml:space="preserve">9 440 000,10 руб.</w:t>
+        <w:t xml:space="preserve">319 000,99 руб.</w:t>
       </w:r>
       <w:r>
         <w:t xml:space="preserve">, в т.ч. НДС </w:t>
@@ -7532,7 +7538,7 @@
         <w:t xml:space="preserve">12.1350. Контрольная величина: </w:t>
       </w:r>
       <w:r>
-        <w:t xml:space="preserve">214 000 (двести четырнадцать тысяч) ₽</w:t>
+        <w:t xml:space="preserve">1 960 000 (один миллион девятьсот шестьдесят тысяч) ₽</w:t>
       </w:r>
       <w:r>
         <w:t xml:space="preserve">, НДС не облагается, т.к. применяется УСН</w:t>
@@ -7791,7 +7797,7 @@
         <w:t xml:space="preserve">12.1400. Контрольная величина: </w:t>
       </w:r>
       <w:r>
-        <w:t xml:space="preserve">319000 (Триста девятнадцать тысяч) рублей 0 коп.</w:t>
+        <w:t xml:space="preserve">357000 (Триста пятьдесят семь тысяч) рублей 0 коп.</w:t>
       </w:r>
       <w:r>
         <w:t xml:space="preserve">.</w:t>
@@ -8303,7 +8309,7 @@
         <w:t xml:space="preserve">12.1500. Контрольная величина: </w:t>
       </w:r>
       <w:r>
-        <w:t xml:space="preserve">Восемь миллионов девяносто тысяч рублей 00 копеек</w:t>
+        <w:t xml:space="preserve">Четыреста семьдесят три тысячи рублей 00 копеек</w:t>
       </w:r>
       <w:r>
         <w:t xml:space="preserve">, в том числе НДС</w:t>
@@ -8562,7 +8568,7 @@
         <w:t xml:space="preserve">12.1550. Контрольная величина: </w:t>
       </w:r>
       <w:r>
-        <w:t xml:space="preserve">530000 (Пятьсот тридцать тысяч) руб.</w:t>
+        <w:t xml:space="preserve">8270000 (Восемь миллионов двести семьдесят тысяч) руб.</w:t>
       </w:r>
       <w:r>
         <w:t xml:space="preserve">, включая НДС </w:t>
@@ -8574,7 +8580,7 @@
         <w:t xml:space="preserve"> в размере </w:t>
       </w:r>
       <w:r>
-        <w:t xml:space="preserve">473 000,4 (четыреста семьдесят три тысячи) рублей</w:t>
+        <w:t xml:space="preserve">710 000,4 (семьсот десять тысяч) рублей</w:t>
       </w:r>
       <w:r>
         <w:t xml:space="preserve">.</w:t>
@@ -8830,7 +8836,7 @@
         <w:t xml:space="preserve">12.1600. Контрольная величина: </w:t>
       </w:r>
       <w:r>
-        <w:t xml:space="preserve">8270000 рублей 0 коп.</w:t>
+        <w:t xml:space="preserve">9440000 рублей 5 коп.</w:t>
       </w:r>
       <w:r>
         <w:t xml:space="preserve">.</w:t>
@@ -9342,7 +9348,7 @@
         <w:t xml:space="preserve">12.1700. Контрольная величина: </w:t>
       </w:r>
       <w:r>
-        <w:t xml:space="preserve">2 810 000,6 (два миллиона восемьсот десять тысяч) рублей</w:t>
+        <w:t xml:space="preserve">17 000,1 (семнадцать тысяч) рублей</w:t>
       </w:r>
       <w:r>
         <w:t xml:space="preserve">, </w:t>
@@ -9604,7 +9610,7 @@
         <w:t xml:space="preserve">12.1750. Контрольная величина: </w:t>
       </w:r>
       <w:r>
-        <w:t xml:space="preserve">550 000 руб. 0 коп.</w:t>
+        <w:t xml:space="preserve">9 500 000 руб. 5 коп.</w:t>
       </w:r>
       <w:r>
         <w:t xml:space="preserve">, включая НДС </w:t>
@@ -9616,7 +9622,7 @@
         <w:t xml:space="preserve"> в размере </w:t>
       </w:r>
       <w:r>
-        <w:t xml:space="preserve">не менее 1 130 000 (Одного миллиона ста тридцати тысяч) рублей 50 копеек</w:t>
+        <w:t xml:space="preserve">не менее 82 800 000 (Восьмидесяти двух миллионов восьмисот тысяч) рублей 00 копеек</w:t>
       </w:r>
       <w:r>
         <w:t xml:space="preserve">.</w:t>
@@ -9872,7 +9878,7 @@
         <w:t xml:space="preserve">12.1800. Контрольная величина: </w:t>
       </w:r>
       <w:r>
-        <w:t xml:space="preserve">82800002 (Восемьдесят два миллиона восемьсот тысяч два) рубля</w:t>
+        <w:t xml:space="preserve">956002 (Девятьсот пятьдесят шесть тысяч два) рубля</w:t>
       </w:r>
       <w:r>
         <w:t xml:space="preserve">, НДС не облагается</w:t>
@@ -10131,7 +10137,7 @@
         <w:t xml:space="preserve">12.1850. Контрольная величина: </w:t>
       </w:r>
       <w:r>
-        <w:t xml:space="preserve">27 000,25 (двадцать семь тысяч) рублей</w:t>
+        <w:t xml:space="preserve">2 110 000,94 (два миллиона сто десять тысяч) рублей</w:t>
       </w:r>
       <w:r>
         <w:t xml:space="preserve">, в т.ч. НДС </w:t>
@@ -10649,7 +10655,7 @@
         <w:t xml:space="preserve">12.1950. Контрольная величина: </w:t>
       </w:r>
       <w:r>
-        <w:t xml:space="preserve">Пятьдесят миллионов двести тысяч два рубля 5 коп.</w:t>
+        <w:t xml:space="preserve">Пятьсот тридцать пять тысяч два рубля 0 коп.</w:t>
       </w:r>
       <w:r>
         <w:t xml:space="preserve">, включая НДС </w:t>
@@ -10661,7 +10667,7 @@
         <w:t xml:space="preserve"> в размере </w:t>
       </w:r>
       <w:r>
-        <w:t xml:space="preserve">848002 (восемьсот сорок восемь тысяч два) рубля</w:t>
+        <w:t xml:space="preserve">3700002 (три миллиона семьсот тысяч два) рубля</w:t>
       </w:r>
       <w:r>
         <w:t xml:space="preserve">.</w:t>
@@ -10917,7 +10923,7 @@
         <w:t xml:space="preserve">12.2000. Контрольная величина: </w:t>
       </w:r>
       <w:r>
-        <w:t xml:space="preserve">Триста пятьдесят одна тысяча рублей 5 коп.</w:t>
+        <w:t xml:space="preserve">Тридцать шесть миллионов двести тысяч рублей 5 коп.</w:t>
       </w:r>
       <w:r>
         <w:t xml:space="preserve">.</w:t>
@@ -11173,7 +11179,7 @@
         <w:t xml:space="preserve">12.2050. Контрольная величина: </w:t>
       </w:r>
       <w:r>
-        <w:t xml:space="preserve">не более 36 200 000,89 (Тридцати шести миллионов двухсот тысяч) RUB</w:t>
+        <w:t xml:space="preserve">не более 7 400 000,67 (Семи миллионов четырёхсот тысяч) RUB</w:t>
       </w:r>
       <w:r>
         <w:t xml:space="preserve">, </w:t>
@@ -11435,7 +11441,7 @@
         <w:t xml:space="preserve">12.2100. Контрольная величина: </w:t>
       </w:r>
       <w:r>
-        <w:t xml:space="preserve">7400002 (семь миллионов четыреста тысяч два) рубля</w:t>
+        <w:t xml:space="preserve">2190002 (два миллиона сто девяносто тысяч два) рубля</w:t>
       </w:r>
       <w:r>
         <w:t xml:space="preserve">, в т.ч. НДС </w:t>
@@ -11495,7 +11501,15 @@
               <w:t xml:space="preserve">Юридический адрес: </w:t>
             </w:r>
             <w:r>
-              <w:t xml:space="preserve">603000, г. Нижний Новгород, пер. Пушкина, д. 5, кв. 150</w:t>
+              <w:t xml:space="preserve">101000, г. Москва, проезд Профсоюзная, д. 64, кв. 101</w:t>
+            </w:r>
+          </w:p>
+          <w:p>
+            <w:r>
+              <w:t xml:space="preserve">Почтовый адрес: </w:t>
+            </w:r>
+            <w:r>
+              <w:t xml:space="preserve">420111, г. Казань, пер. Промышленная, д. 79, кв. 179</w:t>
             </w:r>
           </w:p>
           <w:p>
@@ -11550,7 +11564,7 @@
               <w:t xml:space="preserve">Тел.: </w:t>
             </w:r>
             <w:r>
-              <w:t xml:space="preserve">+7 (843) 460-39-60</w:t>
+              <w:t xml:space="preserve">+7 (495) 726-64-45</w:t>
             </w:r>
           </w:p>
           <w:p>
@@ -11558,7 +11572,7 @@
               <w:t xml:space="preserve">E-mail: </w:t>
             </w:r>
             <w:r>
-              <w:t xml:space="preserve">sokolova@list.ru</w:t>
+              <w:t xml:space="preserve">sokolova@yandex.ru</w:t>
             </w:r>
           </w:p>
           <w:p/>
@@ -11601,7 +11615,7 @@
               <w:t xml:space="preserve">Адрес регистрации: </w:t>
             </w:r>
             <w:r>
-              <w:t xml:space="preserve">443010, г. Самара, ш. Ленина, д. 55, кв. 72</w:t>
+              <w:t xml:space="preserve">143000, г. Одинцово, пер. Кутузовский, д. 3, кв. 50</w:t>
             </w:r>
           </w:p>
           <w:p>
@@ -11609,16 +11623,16 @@
               <w:t xml:space="preserve">Паспорт </w:t>
             </w:r>
             <w:r>
-              <w:t xml:space="preserve">19 21 262727</w:t>
+              <w:t xml:space="preserve">24 07 020303</w:t>
             </w:r>
             <w:r>
-              <w:t xml:space="preserve">, выдан ТП № 2 ОУФМС России по Московской обл. 07.09.2011</w:t>
+              <w:t xml:space="preserve">, выдан ГУ МВД России по г. Москве 28.09.2011</w:t>
             </w:r>
             <w:r>
               <w:t xml:space="preserve">, код подразделения </w:t>
             </w:r>
             <w:r>
-              <w:t xml:space="preserve">722-631</w:t>
+              <w:t xml:space="preserve">954-397</w:t>
             </w:r>
           </w:p>
           <w:p>
@@ -11626,13 +11640,13 @@
               <w:t xml:space="preserve">СНИЛС </w:t>
             </w:r>
             <w:r>
-              <w:t xml:space="preserve">131-555-028 26</w:t>
+              <w:t xml:space="preserve">555-028-249 84</w:t>
             </w:r>
             <w:r>
               <w:t xml:space="preserve"> ИНН </w:t>
             </w:r>
             <w:r>
-              <w:t xml:space="preserve">230877927338</w:t>
+              <w:t xml:space="preserve">877927313108</w:t>
             </w:r>
           </w:p>
           <w:p>
@@ -11640,7 +11654,7 @@
               <w:t xml:space="preserve">Тел.: </w:t>
             </w:r>
             <w:r>
-              <w:t xml:space="preserve">+7 (499) 951-89-44</w:t>
+              <w:t xml:space="preserve">+7 (843) 734-70-40</w:t>
             </w:r>
           </w:p>
           <w:p>
@@ -11648,7 +11662,7 @@
               <w:t xml:space="preserve">E-mail: </w:t>
             </w:r>
             <w:r>
-              <w:t xml:space="preserve">petrova@romashka.ru</w:t>
+              <w:t xml:space="preserve">petrova@gmail.com</w:t>
             </w:r>
           </w:p>
           <w:p/>

--- a/tests/corpus_v2/docs/cx_labor_0008.docx
+++ b/tests/corpus_v2/docs/cx_labor_0008.docx
@@ -285,10 +285,46 @@
         <w:t xml:space="preserve">96 17 493317</w:t>
       </w:r>
       <w:r>
+        <w:t xml:space="preserve">. К партии приложен паспорт изделия № </w:t>
+      </w:r>
+      <w:r>
+        <w:t xml:space="preserve">88 06 131548</w:t>
+      </w:r>
+      <w:r>
+        <w:t xml:space="preserve">. Оборудование поставляется с паспортом транспортного средства № </w:t>
+      </w:r>
+      <w:r>
+        <w:t xml:space="preserve">37 01 816603</w:t>
+      </w:r>
+      <w:r>
+        <w:t xml:space="preserve">. Приёмка производится согласно техническому паспорту </w:t>
+      </w:r>
+      <w:r>
+        <w:t xml:space="preserve">94 08 818251</w:t>
+      </w:r>
+      <w:r>
+        <w:t xml:space="preserve">. СНИЛС не указан, номер заказа </w:t>
+      </w:r>
+      <w:r>
+        <w:t xml:space="preserve">318-100-716 92</w:t>
+      </w:r>
+      <w:r>
+        <w:t xml:space="preserve">. Дата рождения не проставлена, документ выдан </w:t>
+      </w:r>
+      <w:r>
+        <w:t xml:space="preserve">15.08.2022</w:t>
+      </w:r>
+      <w:r>
+        <w:t xml:space="preserve">. Код подразделения, см. артикул </w:t>
+      </w:r>
+      <w:r>
+        <w:t xml:space="preserve">267-056</w:t>
+      </w:r>
+      <w:r>
         <w:t xml:space="preserve">. Цена — </w:t>
       </w:r>
       <w:r>
-        <w:t xml:space="preserve">не более 713 000,2 (Семисот тринадцати тысяч) рублей</w:t>
+        <w:t xml:space="preserve">не более 4 190 000,4 (Четырёх миллионов ста девяноста тысяч) рублей</w:t>
       </w:r>
       <w:r>
         <w:t xml:space="preserve">, НДС не облагается, т.к. применяется УСН</w:t>
@@ -311,7 +347,7 @@
         <w:t xml:space="preserve">3.1. Место исполнения обязательств: </w:t>
       </w:r>
       <w:r>
-        <w:t xml:space="preserve">141400, г. Химки, проезд Ленина, д. 30, кв. 200</w:t>
+        <w:t xml:space="preserve">614000, г. Пермь, наб. Строителей, д. 18, кв. 47</w:t>
       </w:r>
       <w:r>
         <w:t xml:space="preserve">.</w:t>
@@ -328,7 +364,7 @@
         <w:t xml:space="preserve"> по телефону </w:t>
       </w:r>
       <w:r>
-        <w:t xml:space="preserve">+7 (812) 199-99-66</w:t>
+        <w:t xml:space="preserve">+7 (846) 716-26-62</w:t>
       </w:r>
       <w:r>
         <w:t xml:space="preserve">.</w:t>
@@ -339,7 +375,7 @@
         <w:t xml:space="preserve">3.3. Срок исполнения обязательств — </w:t>
       </w:r>
       <w:r>
-        <w:t xml:space="preserve">не позднее 16.08.2026</w:t>
+        <w:t xml:space="preserve">не позднее 03.08.2025</w:t>
       </w:r>
       <w:r>
         <w:t xml:space="preserve">.</w:t>
@@ -398,7 +434,7 @@
         <w:t xml:space="preserve">Сторона, для которой создалась невозможность исполнения, обязана уведомить другую Сторону. Срок уведомления — </w:t>
       </w:r>
       <w:r>
-        <w:t xml:space="preserve">в течение 3 (Трёх) рабочих дней с момента заключения контракта</w:t>
+        <w:t xml:space="preserve">в течение 5 (Пяти) рабочих дней с момента заключения контракта</w:t>
       </w:r>
       <w:r>
         <w:t xml:space="preserve">.</w:t>
@@ -412,7 +448,7 @@
         <w:t xml:space="preserve">Все споры и разногласия решаются путём переговоров. Претензионный порядок обязателен, срок ответа на претензию — </w:t>
       </w:r>
       <w:r>
-        <w:t xml:space="preserve">в течение 30 календарных дней со дня предъявления требования</w:t>
+        <w:t xml:space="preserve">в течение 60 календарных дней со дня предъявления требования</w:t>
       </w:r>
       <w:r>
         <w:t xml:space="preserve">.</w:t>
@@ -437,10 +473,10 @@
         <w:rPr>
           <w:b/>
         </w:rPr>
-        <w:t xml:space="preserve">51Ф-38</w:t>
-      </w:r>
-      <w:r>
-        <w:t xml:space="preserve">060/23-750Д</w:t>
+        <w:t xml:space="preserve">14Ф-02</w:t>
+      </w:r>
+      <w:r>
+        <w:t xml:space="preserve">606/25-889Д</w:t>
       </w:r>
       <w:r>
         <w:t xml:space="preserve">.</w:t>
@@ -454,7 +490,7 @@
         <w:rPr>
           <w:b/>
         </w:rPr>
-        <w:t xml:space="preserve">152</w:t>
+        <w:t xml:space="preserve">537</w:t>
       </w:r>
       <w:r>
         <w:t xml:space="preserve">000 рублей</w:t>
@@ -485,7 +521,7 @@
         <w:t xml:space="preserve">9.4. Контрольная запись: </w:t>
       </w:r>
       <w:r>
-        <w:t xml:space="preserve">не позднее 05.07.20 2 5</w:t>
+        <w:t xml:space="preserve">не позднее 16.05.20 2 6</w:t>
       </w:r>
       <w:r>
         <w:t xml:space="preserve">.</w:t>
@@ -783,7 +819,7 @@
         <w:t xml:space="preserve">12.50. Контрольная величина: </w:t>
       </w:r>
       <w:r>
-        <w:t xml:space="preserve">не более 165 000 (Ста шестидесяти пяти тысяч) рублей 5 коп.</w:t>
+        <w:t xml:space="preserve">не более 1 380 000 (Одного миллиона трёхсот восьмидесяти тысяч) рублей 0 коп.</w:t>
       </w:r>
       <w:r>
         <w:t xml:space="preserve">, </w:t>
@@ -1045,7 +1081,7 @@
         <w:t xml:space="preserve">12.100. Контрольная величина: </w:t>
       </w:r>
       <w:r>
-        <w:t xml:space="preserve">Сто семнадцать тысяч рублей 50 копеек</w:t>
+        <w:t xml:space="preserve">Девять миллионов восемьсот пятьдесят тысяч рублей 00 копеек</w:t>
       </w:r>
       <w:r>
         <w:t xml:space="preserve">, НДС не облагается</w:t>
@@ -1304,7 +1340,7 @@
         <w:t xml:space="preserve">12.150. Контрольная величина: </w:t>
       </w:r>
       <w:r>
-        <w:t xml:space="preserve">63 200 000 (Шестьдесят три миллиона двести тысяч) руб. 50 копеек</w:t>
+        <w:t xml:space="preserve">179 000 (Сто семьдесят девять тысяч) руб. 00 копеек</w:t>
       </w:r>
       <w:r>
         <w:t xml:space="preserve">, в т.ч. НДС </w:t>
@@ -1822,7 +1858,7 @@
         <w:t xml:space="preserve">12.250. Контрольная величина: </w:t>
       </w:r>
       <w:r>
-        <w:t xml:space="preserve">55 700 000,61 (Пятьдесят пять миллионов семьсот тысяч) ₽</w:t>
+        <w:t xml:space="preserve">547 000,30 (Пятьсот сорок семь тысяч) ₽</w:t>
       </w:r>
       <w:r>
         <w:t xml:space="preserve">, </w:t>
@@ -2340,7 +2376,7 @@
         <w:t xml:space="preserve">12.350. Контрольная величина: </w:t>
       </w:r>
       <w:r>
-        <w:t xml:space="preserve">Восемьдесят девять миллионов восемьсот тысяч рублей</w:t>
+        <w:t xml:space="preserve">Семьсот семьдесят три тысячи рублей</w:t>
       </w:r>
       <w:r>
         <w:t xml:space="preserve">, в т.ч. НДС </w:t>
@@ -2602,7 +2638,7 @@
         <w:t xml:space="preserve">12.400. Контрольная величина: </w:t>
       </w:r>
       <w:r>
-        <w:t xml:space="preserve">21 400 000 руб. 00 копеек</w:t>
+        <w:t xml:space="preserve">592 000 руб. 00 копеек</w:t>
       </w:r>
       <w:r>
         <w:t xml:space="preserve">, НДС не облагается</w:t>
@@ -2861,7 +2897,7 @@
         <w:t xml:space="preserve">12.450. Контрольная величина: </w:t>
       </w:r>
       <w:r>
-        <w:t xml:space="preserve">не более 3 010 000 (Трёх миллионов десяти тысяч) рублей 5 коп.</w:t>
+        <w:t xml:space="preserve">не более 2 050 000 (Двух миллионов пятидесяти тысяч) рублей 5 коп.</w:t>
       </w:r>
       <w:r>
         <w:t xml:space="preserve">, НДС не облагается, т.к. применяется УСН</w:t>
@@ -3120,7 +3156,7 @@
         <w:t xml:space="preserve">12.500. Контрольная величина: </w:t>
       </w:r>
       <w:r>
-        <w:t xml:space="preserve">9500002 рубля</w:t>
+        <w:t xml:space="preserve">479002 рубля</w:t>
       </w:r>
       <w:r>
         <w:t xml:space="preserve">.</w:t>
@@ -3376,7 +3412,7 @@
         <w:t xml:space="preserve">12.550. Контрольная величина: </w:t>
       </w:r>
       <w:r>
-        <w:t xml:space="preserve">Один миллион триста восемьдесят тысяч два рубля 0 коп.</w:t>
+        <w:t xml:space="preserve">Двадцать одна тысяча два рубля 5 коп.</w:t>
       </w:r>
       <w:r>
         <w:t xml:space="preserve">, НДС не облагается, т.к. применяется УСН</w:t>
@@ -3891,7 +3927,7 @@
         <w:t xml:space="preserve">12.650. Контрольная величина: </w:t>
       </w:r>
       <w:r>
-        <w:t xml:space="preserve">9 850 000 (Девять миллионов восемьсот пятьдесят тысяч) руб. 0 коп.</w:t>
+        <w:t xml:space="preserve">7 000 000 (Семь миллионов) руб. 0 коп.</w:t>
       </w:r>
       <w:r>
         <w:t xml:space="preserve">.</w:t>
@@ -4147,7 +4183,7 @@
         <w:t xml:space="preserve">12.700. Контрольная величина: </w:t>
       </w:r>
       <w:r>
-        <w:t xml:space="preserve">179000 (сто семьдесят девять тысяч) рублей 00 копеек</w:t>
+        <w:t xml:space="preserve">637000 (шестьсот тридцать семь тысяч) рублей 00 копеек</w:t>
       </w:r>
       <w:r>
         <w:t xml:space="preserve">, </w:t>
@@ -4409,7 +4445,7 @@
         <w:t xml:space="preserve">12.750. Контрольная величина: </w:t>
       </w:r>
       <w:r>
-        <w:t xml:space="preserve">547 000,30 ₽</w:t>
+        <w:t xml:space="preserve">680 000,55 ₽</w:t>
       </w:r>
       <w:r>
         <w:t xml:space="preserve">, в т.ч. НДС </w:t>
@@ -4671,7 +4707,7 @@
         <w:t xml:space="preserve">12.800. Контрольная величина: </w:t>
       </w:r>
       <w:r>
-        <w:t xml:space="preserve">Семьсот семьдесят три тысячи рублей 50 копеек</w:t>
+        <w:t xml:space="preserve">Восемьдесят шесть миллионов сто тысяч рублей 50 копеек</w:t>
       </w:r>
       <w:r>
         <w:t xml:space="preserve">, включая НДС </w:t>
@@ -4683,7 +4719,7 @@
         <w:t xml:space="preserve"> в размере </w:t>
       </w:r>
       <w:r>
-        <w:t xml:space="preserve">2 300 000,3 (Два миллиона триста тысяч) руб.</w:t>
+        <w:t xml:space="preserve">9 440 000,1 (Девять миллионов четыреста сорок тысяч) руб.</w:t>
       </w:r>
       <w:r>
         <w:t xml:space="preserve">.</w:t>
@@ -5195,7 +5231,7 @@
         <w:t xml:space="preserve">12.900. Контрольная величина: </w:t>
       </w:r>
       <w:r>
-        <w:t xml:space="preserve">не менее 31 700 000 (Тридцати одного миллиона семисот тысяч) рублей</w:t>
+        <w:t xml:space="preserve">не менее 214 000 (Двухсот четырнадцати тысяч) рублей</w:t>
       </w:r>
       <w:r>
         <w:t xml:space="preserve">, в т.ч. НДС </w:t>
@@ -5457,7 +5493,7 @@
         <w:t xml:space="preserve">12.950. Контрольная величина: </w:t>
       </w:r>
       <w:r>
-        <w:t xml:space="preserve">479 000,0 (Четыреста семьдесят девять тысяч) руб.</w:t>
+        <w:t xml:space="preserve">319 000,2 (Триста девятнадцать тысяч) руб.</w:t>
       </w:r>
       <w:r>
         <w:t xml:space="preserve">, </w:t>
@@ -5719,7 +5755,7 @@
         <w:t xml:space="preserve">12.1000. Контрольная величина: </w:t>
       </w:r>
       <w:r>
-        <w:t xml:space="preserve">Двадцать один миллион девятьсот тысяч два рубля 00 копеек</w:t>
+        <w:t xml:space="preserve">Восемь миллионов девяносто тысяч два рубля 00 копеек</w:t>
       </w:r>
       <w:r>
         <w:t xml:space="preserve">, включая НДС </w:t>
@@ -5731,7 +5767,7 @@
         <w:t xml:space="preserve"> в размере </w:t>
       </w:r>
       <w:r>
-        <w:t xml:space="preserve">7 350 000 (семь миллионов триста пятьдесят тысяч) рублей 50 копеек</w:t>
+        <w:t xml:space="preserve">530 000 (пятьсот тридцать тысяч) рублей 00 копеек</w:t>
       </w:r>
       <w:r>
         <w:t xml:space="preserve">.</w:t>
@@ -5987,7 +6023,7 @@
         <w:t xml:space="preserve">12.1050. Контрольная величина: </w:t>
       </w:r>
       <w:r>
-        <w:t xml:space="preserve">1410000 руб. 0 коп.</w:t>
+        <w:t xml:space="preserve">1790000 руб. 0 коп.</w:t>
       </w:r>
       <w:r>
         <w:t xml:space="preserve">, в том числе НДС</w:t>
@@ -6502,7 +6538,7 @@
         <w:t xml:space="preserve">12.1150. Контрольная величина: </w:t>
       </w:r>
       <w:r>
-        <w:t xml:space="preserve">3 190 000 (три миллиона сто девяносто тысяч) рублей 50 копеек</w:t>
+        <w:t xml:space="preserve">710 000 (семьсот десять тысяч) рублей 00 копеек</w:t>
       </w:r>
       <w:r>
         <w:t xml:space="preserve">, НДС не облагается</w:t>
@@ -6761,7 +6797,7 @@
         <w:t xml:space="preserve">12.1200. Контрольная величина: </w:t>
       </w:r>
       <w:r>
-        <w:t xml:space="preserve">не менее 79500000,5 (Семидесяти девяти миллионов пятисот тысяч) рублей</w:t>
+        <w:t xml:space="preserve">не менее 9440000,8 (Девяти миллионов четырёхсот сорока тысяч) рублей</w:t>
       </w:r>
       <w:r>
         <w:t xml:space="preserve">.</w:t>
@@ -7017,7 +7053,7 @@
         <w:t xml:space="preserve">12.1250. Контрольная величина: </w:t>
       </w:r>
       <w:r>
-        <w:t xml:space="preserve">Девяносто шесть тысяч два рубля 00 копеек</w:t>
+        <w:t xml:space="preserve">Семнадцать тысяч два рубля 00 копеек</w:t>
       </w:r>
       <w:r>
         <w:t xml:space="preserve">, НДС не облагается</w:t>
@@ -7276,7 +7312,7 @@
         <w:t xml:space="preserve">12.1300. Контрольная величина: </w:t>
       </w:r>
       <w:r>
-        <w:t xml:space="preserve">319 000,99 руб.</w:t>
+        <w:t xml:space="preserve">9 500 000,95 руб.</w:t>
       </w:r>
       <w:r>
         <w:t xml:space="preserve">, в т.ч. НДС </w:t>
@@ -7538,7 +7574,7 @@
         <w:t xml:space="preserve">12.1350. Контрольная величина: </w:t>
       </w:r>
       <w:r>
-        <w:t xml:space="preserve">1 960 000 (один миллион девятьсот шестьдесят тысяч) ₽</w:t>
+        <w:t xml:space="preserve">82 800 000 (восемьдесят два миллиона восемьсот тысяч) ₽</w:t>
       </w:r>
       <w:r>
         <w:t xml:space="preserve">, НДС не облагается, т.к. применяется УСН</w:t>
@@ -7797,7 +7833,7 @@
         <w:t xml:space="preserve">12.1400. Контрольная величина: </w:t>
       </w:r>
       <w:r>
-        <w:t xml:space="preserve">357000 (Триста пятьдесят семь тысяч) рублей 0 коп.</w:t>
+        <w:t xml:space="preserve">27000 (Двадцать семь тысяч) рублей 0 коп.</w:t>
       </w:r>
       <w:r>
         <w:t xml:space="preserve">.</w:t>
@@ -8309,7 +8345,7 @@
         <w:t xml:space="preserve">12.1500. Контрольная величина: </w:t>
       </w:r>
       <w:r>
-        <w:t xml:space="preserve">Четыреста семьдесят три тысячи рублей 00 копеек</w:t>
+        <w:t xml:space="preserve">Пятьдесят миллионов двести тысяч рублей 50 копеек</w:t>
       </w:r>
       <w:r>
         <w:t xml:space="preserve">, в том числе НДС</w:t>
@@ -8568,7 +8604,7 @@
         <w:t xml:space="preserve">12.1550. Контрольная величина: </w:t>
       </w:r>
       <w:r>
-        <w:t xml:space="preserve">8270000 (Восемь миллионов двести семьдесят тысяч) руб.</w:t>
+        <w:t xml:space="preserve">848000 (Восемьсот сорок восемь тысяч) руб.</w:t>
       </w:r>
       <w:r>
         <w:t xml:space="preserve">, включая НДС </w:t>
@@ -8580,7 +8616,7 @@
         <w:t xml:space="preserve"> в размере </w:t>
       </w:r>
       <w:r>
-        <w:t xml:space="preserve">710 000,4 (семьсот десять тысяч) рублей</w:t>
+        <w:t xml:space="preserve">351 000,5 (триста пятьдесят одна тысяча) рублей</w:t>
       </w:r>
       <w:r>
         <w:t xml:space="preserve">.</w:t>
@@ -8836,7 +8872,7 @@
         <w:t xml:space="preserve">12.1600. Контрольная величина: </w:t>
       </w:r>
       <w:r>
-        <w:t xml:space="preserve">9440000 рублей 5 коп.</w:t>
+        <w:t xml:space="preserve">67400000 рублей 0 коп.</w:t>
       </w:r>
       <w:r>
         <w:t xml:space="preserve">.</w:t>
@@ -9348,7 +9384,7 @@
         <w:t xml:space="preserve">12.1700. Контрольная величина: </w:t>
       </w:r>
       <w:r>
-        <w:t xml:space="preserve">17 000,1 (семнадцать тысяч) рублей</w:t>
+        <w:t xml:space="preserve">63 500 000,3 (шестьдесят три миллиона пятьсот тысяч) рублей</w:t>
       </w:r>
       <w:r>
         <w:t xml:space="preserve">, </w:t>
@@ -9610,7 +9646,7 @@
         <w:t xml:space="preserve">12.1750. Контрольная величина: </w:t>
       </w:r>
       <w:r>
-        <w:t xml:space="preserve">9 500 000 руб. 5 коп.</w:t>
+        <w:t xml:space="preserve">389 000 руб. 5 коп.</w:t>
       </w:r>
       <w:r>
         <w:t xml:space="preserve">, включая НДС </w:t>
@@ -9622,7 +9658,7 @@
         <w:t xml:space="preserve"> в размере </w:t>
       </w:r>
       <w:r>
-        <w:t xml:space="preserve">не менее 82 800 000 (Восьмидесяти двух миллионов восьмисот тысяч) рублей 00 копеек</w:t>
+        <w:t xml:space="preserve">не менее 8 270 000 (Восьми миллионов двухсот семидесяти тысяч) рублей 00 копеек</w:t>
       </w:r>
       <w:r>
         <w:t xml:space="preserve">.</w:t>
@@ -9878,7 +9914,7 @@
         <w:t xml:space="preserve">12.1800. Контрольная величина: </w:t>
       </w:r>
       <w:r>
-        <w:t xml:space="preserve">956002 (Девятьсот пятьдесят шесть тысяч два) рубля</w:t>
+        <w:t xml:space="preserve">370002 (Триста семьдесят тысяч два) рубля</w:t>
       </w:r>
       <w:r>
         <w:t xml:space="preserve">, НДС не облагается</w:t>
@@ -10137,7 +10173,7 @@
         <w:t xml:space="preserve">12.1850. Контрольная величина: </w:t>
       </w:r>
       <w:r>
-        <w:t xml:space="preserve">2 110 000,94 (два миллиона сто десять тысяч) рублей</w:t>
+        <w:t xml:space="preserve">4 170 000,78 (четыре миллиона сто семьдесят тысяч) рублей</w:t>
       </w:r>
       <w:r>
         <w:t xml:space="preserve">, в т.ч. НДС </w:t>
@@ -10655,7 +10691,7 @@
         <w:t xml:space="preserve">12.1950. Контрольная величина: </w:t>
       </w:r>
       <w:r>
-        <w:t xml:space="preserve">Пятьсот тридцать пять тысяч два рубля 0 коп.</w:t>
+        <w:t xml:space="preserve">Девяносто девять миллионов восемьсот тысяч два рубля 0 коп.</w:t>
       </w:r>
       <w:r>
         <w:t xml:space="preserve">, включая НДС </w:t>
@@ -10667,7 +10703,7 @@
         <w:t xml:space="preserve"> в размере </w:t>
       </w:r>
       <w:r>
-        <w:t xml:space="preserve">3700002 (три миллиона семьсот тысяч два) рубля</w:t>
+        <w:t xml:space="preserve">6360002 (шесть миллионов триста шестьдесят тысяч два) рубля</w:t>
       </w:r>
       <w:r>
         <w:t xml:space="preserve">.</w:t>
@@ -10923,7 +10959,7 @@
         <w:t xml:space="preserve">12.2000. Контрольная величина: </w:t>
       </w:r>
       <w:r>
-        <w:t xml:space="preserve">Тридцать шесть миллионов двести тысяч рублей 5 коп.</w:t>
+        <w:t xml:space="preserve">Двести девяносто четыре тысячи рублей 5 коп.</w:t>
       </w:r>
       <w:r>
         <w:t xml:space="preserve">.</w:t>
@@ -11179,7 +11215,7 @@
         <w:t xml:space="preserve">12.2050. Контрольная величина: </w:t>
       </w:r>
       <w:r>
-        <w:t xml:space="preserve">не более 7 400 000,67 (Семи миллионов четырёхсот тысяч) RUB</w:t>
+        <w:t xml:space="preserve">не более 285 000,24 (Двухсот восьмидесяти пяти тысяч) RUB</w:t>
       </w:r>
       <w:r>
         <w:t xml:space="preserve">, </w:t>
@@ -11441,7 +11477,7 @@
         <w:t xml:space="preserve">12.2100. Контрольная величина: </w:t>
       </w:r>
       <w:r>
-        <w:t xml:space="preserve">2190002 (два миллиона сто девяносто тысяч два) рубля</w:t>
+        <w:t xml:space="preserve">39600002 (тридцать девять миллионов шестьсот тысяч два) рубля</w:t>
       </w:r>
       <w:r>
         <w:t xml:space="preserve">, в т.ч. НДС </w:t>
@@ -11501,7 +11537,7 @@
               <w:t xml:space="preserve">Юридический адрес: </w:t>
             </w:r>
             <w:r>
-              <w:t xml:space="preserve">101000, г. Москва, проезд Профсоюзная, д. 64, кв. 101</w:t>
+              <w:t xml:space="preserve">143000, г. Одинцово, просп. Лесная, д. 30, кв. 116</w:t>
             </w:r>
           </w:p>
           <w:p>
@@ -11509,7 +11545,7 @@
               <w:t xml:space="preserve">Почтовый адрес: </w:t>
             </w:r>
             <w:r>
-              <w:t xml:space="preserve">420111, г. Казань, пер. Промышленная, д. 79, кв. 179</w:t>
+              <w:t xml:space="preserve">170100, г. Тверь, ш. Ленина, д. 83, кв. 76</w:t>
             </w:r>
           </w:p>
           <w:p>
@@ -11564,7 +11600,7 @@
               <w:t xml:space="preserve">Тел.: </w:t>
             </w:r>
             <w:r>
-              <w:t xml:space="preserve">+7 (495) 726-64-45</w:t>
+              <w:t xml:space="preserve">+7 (843) 598-88-89</w:t>
             </w:r>
           </w:p>
           <w:p>
@@ -11572,7 +11608,7 @@
               <w:t xml:space="preserve">E-mail: </w:t>
             </w:r>
             <w:r>
-              <w:t xml:space="preserve">sokolova@yandex.ru</w:t>
+              <w:t xml:space="preserve">sokolova@sibtrans.ru</w:t>
             </w:r>
           </w:p>
           <w:p/>
@@ -11615,7 +11651,7 @@
               <w:t xml:space="preserve">Адрес регистрации: </w:t>
             </w:r>
             <w:r>
-              <w:t xml:space="preserve">143000, г. Одинцово, пер. Кутузовский, д. 3, кв. 50</w:t>
+              <w:t xml:space="preserve">394000, г. Воронеж, пер. Советская, д. 59, кв. 197</w:t>
             </w:r>
           </w:p>
           <w:p>
@@ -11654,7 +11690,7 @@
               <w:t xml:space="preserve">Тел.: </w:t>
             </w:r>
             <w:r>
-              <w:t xml:space="preserve">+7 (843) 734-70-40</w:t>
+              <w:t xml:space="preserve">+7 (499) 224-63-15</w:t>
             </w:r>
           </w:p>
           <w:p>
@@ -11662,7 +11698,7 @@
               <w:t xml:space="preserve">E-mail: </w:t>
             </w:r>
             <w:r>
-              <w:t xml:space="preserve">petrova@gmail.com</w:t>
+              <w:t xml:space="preserve">petrova@mail.ru</w:t>
             </w:r>
           </w:p>
           <w:p/>

--- a/tests/corpus_v2/docs/cx_labor_0008.docx
+++ b/tests/corpus_v2/docs/cx_labor_0008.docx
@@ -333,6 +333,159 @@
         <w:t xml:space="preserve">.</w:t>
       </w:r>
     </w:p>
+    <w:p>
+      <w:r>
+        <w:t xml:space="preserve">2.5. </w:t>
+      </w:r>
+      <w:r>
+        <w:t xml:space="preserve">Товар маркирован штрихкодом </w:t>
+      </w:r>
+      <w:r>
+        <w:t xml:space="preserve">4607193667726</w:t>
+      </w:r>
+      <w:r>
+        <w:t xml:space="preserve">. Код контрагента по ОКПО — </w:t>
+      </w:r>
+      <w:r>
+        <w:t xml:space="preserve">3142810756</w:t>
+      </w:r>
+      <w:r>
+        <w:t xml:space="preserve">. Оборудование учтено под инвентарным номером </w:t>
+      </w:r>
+      <w:r>
+        <w:t xml:space="preserve">043016087</w:t>
+      </w:r>
+      <w:r>
+        <w:t xml:space="preserve">, складской позиции присвоен номер </w:t>
+      </w:r>
+      <w:r>
+        <w:t xml:space="preserve">805328218</w:t>
+      </w:r>
+      <w:r>
+        <w:t xml:space="preserve">.</w:t>
+      </w:r>
+    </w:p>
+    <w:p>
+      <w:r>
+        <w:t xml:space="preserve">2.6. </w:t>
+      </w:r>
+      <w:r>
+        <w:t xml:space="preserve">Оплата по счёту-фактуре на КБК </w:t>
+      </w:r>
+      <w:r>
+        <w:t xml:space="preserve">18210101011011000198</w:t>
+      </w:r>
+      <w:r>
+        <w:t xml:space="preserve">. ИНН не присвоен, регистрационный № </w:t>
+      </w:r>
+      <w:r>
+        <w:t xml:space="preserve">2584145141</w:t>
+      </w:r>
+      <w:r>
+        <w:t xml:space="preserve">. ИНН не присвоен, платёжный документ № </w:t>
+      </w:r>
+      <w:r>
+        <w:t xml:space="preserve">091950809182</w:t>
+      </w:r>
+      <w:r>
+        <w:t xml:space="preserve">. Заказчик действует в лице </w:t>
+      </w:r>
+      <w:r>
+        <w:t xml:space="preserve">уполномоченного представителя</w:t>
+      </w:r>
+      <w:r>
+        <w:t xml:space="preserve">, назначаемого приказом.</w:t>
+      </w:r>
+    </w:p>
+    <w:p>
+      <w:r>
+        <w:t xml:space="preserve">2.7. </w:t>
+      </w:r>
+      <w:r>
+        <w:t xml:space="preserve">Массовая доля влаги в товаре — </w:t>
+      </w:r>
+      <w:r>
+        <w:t xml:space="preserve">не более 15 %</w:t>
+      </w:r>
+      <w:r>
+        <w:t xml:space="preserve">. Товар подлежит хранению </w:t>
+      </w:r>
+      <w:r>
+        <w:t xml:space="preserve">в течение 12 часов</w:t>
+      </w:r>
+      <w:r>
+        <w:t xml:space="preserve"> при температуре не выше +4 °C. Срок исковой давности по требованиям, вытекающим из Договора, составляет </w:t>
+      </w:r>
+      <w:r>
+        <w:t xml:space="preserve">в течение трёх лет</w:t>
+      </w:r>
+      <w:r>
+        <w:t xml:space="preserve">, как установлено статьёй 196 Гражданского кодекса Российской Федерации. Обработка данных ведётся согласно Федеральному закону от 27.07.2006 № 152-ФЗ </w:t>
+      </w:r>
+      <w:r>
+        <w:t xml:space="preserve">«О персональных данных»</w:t>
+      </w:r>
+      <w:r>
+        <w:t xml:space="preserve">. Товар поставляется под маркой </w:t>
+      </w:r>
+      <w:r>
+        <w:t xml:space="preserve">«Стандарт»</w:t>
+      </w:r>
+      <w:r>
+        <w:t xml:space="preserve">. Влажность определяется </w:t>
+      </w:r>
+      <w:r>
+        <w:t xml:space="preserve">по методу Кьельдаля</w:t>
+      </w:r>
+      <w:r>
+        <w:t xml:space="preserve">. Споры передаются на рассмотрение в Арбитражный суд </w:t>
+      </w:r>
+      <w:r>
+        <w:t xml:space="preserve">города Москвы</w:t>
+      </w:r>
+      <w:r>
+        <w:t xml:space="preserve">.</w:t>
+      </w:r>
+    </w:p>
+    <w:tbl>
+      <w:tblPr>
+        <w:tblW w:w="9360" w:type="dxa"/>
+        <w:tblBorders>
+          <w:top w:val="single" w:sz="4" w:color="auto"/>
+          <w:left w:val="single" w:sz="4" w:color="auto"/>
+          <w:bottom w:val="single" w:sz="4" w:color="auto"/>
+          <w:right w:val="single" w:sz="4" w:color="auto"/>
+          <w:insideH w:val="single" w:sz="4" w:color="auto"/>
+          <w:insideV w:val="single" w:sz="4" w:color="auto"/>
+        </w:tblBorders>
+      </w:tblPr>
+      <w:tblGrid>
+        <w:gridCol w:w="4680"/>
+        <w:gridCol w:w="4680"/>
+      </w:tblGrid>
+      <w:tr>
+        <w:tc>
+          <w:tcPr>
+            <w:tcW w:w="4680" w:type="dxa"/>
+          </w:tcPr>
+          <w:p>
+            <w:r>
+              <w:t xml:space="preserve">8</w:t>
+            </w:r>
+          </w:p>
+        </w:tc>
+        <w:tc>
+          <w:tcPr>
+            <w:tcW w:w="4680" w:type="dxa"/>
+          </w:tcPr>
+          <w:p>
+            <w:r>
+              <w:t xml:space="preserve">3830073010</w:t>
+            </w:r>
+          </w:p>
+        </w:tc>
+      </w:tr>
+    </w:tbl>
     <w:p/>
     <w:p>
       <w:r>
@@ -347,7 +500,7 @@
         <w:t xml:space="preserve">3.1. Место исполнения обязательств: </w:t>
       </w:r>
       <w:r>
-        <w:t xml:space="preserve">614000, г. Пермь, наб. Строителей, д. 18, кв. 47</w:t>
+        <w:t xml:space="preserve">603000, г. Нижний Новгород, ул. Мира, д. 84, кв. 156</w:t>
       </w:r>
       <w:r>
         <w:t xml:space="preserve">.</w:t>
@@ -364,7 +517,7 @@
         <w:t xml:space="preserve"> по телефону </w:t>
       </w:r>
       <w:r>
-        <w:t xml:space="preserve">+7 (846) 716-26-62</w:t>
+        <w:t xml:space="preserve">+7 (383) 679-78-74</w:t>
       </w:r>
       <w:r>
         <w:t xml:space="preserve">.</w:t>
@@ -375,7 +528,7 @@
         <w:t xml:space="preserve">3.3. Срок исполнения обязательств — </w:t>
       </w:r>
       <w:r>
-        <w:t xml:space="preserve">не позднее 03.08.2025</w:t>
+        <w:t xml:space="preserve">не позднее 16.09.2025</w:t>
       </w:r>
       <w:r>
         <w:t xml:space="preserve">.</w:t>
@@ -434,7 +587,7 @@
         <w:t xml:space="preserve">Сторона, для которой создалась невозможность исполнения, обязана уведомить другую Сторону. Срок уведомления — </w:t>
       </w:r>
       <w:r>
-        <w:t xml:space="preserve">в течение 5 (Пяти) рабочих дней с момента заключения контракта</w:t>
+        <w:t xml:space="preserve">в течение 45 (Сорока пяти) рабочих дней с момента заключения контракта</w:t>
       </w:r>
       <w:r>
         <w:t xml:space="preserve">.</w:t>
@@ -448,7 +601,7 @@
         <w:t xml:space="preserve">Все споры и разногласия решаются путём переговоров. Претензионный порядок обязателен, срок ответа на претензию — </w:t>
       </w:r>
       <w:r>
-        <w:t xml:space="preserve">в течение 60 календарных дней со дня предъявления требования</w:t>
+        <w:t xml:space="preserve">в течение 14 календарных дней со дня предъявления требования</w:t>
       </w:r>
       <w:r>
         <w:t xml:space="preserve">.</w:t>
@@ -473,10 +626,10 @@
         <w:rPr>
           <w:b/>
         </w:rPr>
-        <w:t xml:space="preserve">14Ф-02</w:t>
-      </w:r>
-      <w:r>
-        <w:t xml:space="preserve">606/25-889Д</w:t>
+        <w:t xml:space="preserve">49Ф-94</w:t>
+      </w:r>
+      <w:r>
+        <w:t xml:space="preserve">507/25-129Д</w:t>
       </w:r>
       <w:r>
         <w:t xml:space="preserve">.</w:t>
@@ -490,7 +643,7 @@
         <w:rPr>
           <w:b/>
         </w:rPr>
-        <w:t xml:space="preserve">537</w:t>
+        <w:t xml:space="preserve">286</w:t>
       </w:r>
       <w:r>
         <w:t xml:space="preserve">000 рублей</w:t>
@@ -507,10 +660,10 @@
         <w:rPr>
           <w:b/>
         </w:rPr>
-        <w:t xml:space="preserve">2</w:t>
-      </w:r>
-      <w:r>
-        <w:t xml:space="preserve">0 (двадцать) процентов за каждый день просрочки</w:t>
+        <w:t xml:space="preserve">1</w:t>
+      </w:r>
+      <w:r>
+        <w:t xml:space="preserve">0 (десять) процентов за каждый день просрочки</w:t>
       </w:r>
       <w:r>
         <w:t xml:space="preserve">.</w:t>
@@ -521,7 +674,7 @@
         <w:t xml:space="preserve">9.4. Контрольная запись: </w:t>
       </w:r>
       <w:r>
-        <w:t xml:space="preserve">не позднее 16.05.20 2 6</w:t>
+        <w:t xml:space="preserve">не позднее 02.03.20 2 5</w:t>
       </w:r>
       <w:r>
         <w:t xml:space="preserve">.</w:t>
@@ -553,7 +706,7 @@
       </w:fldSimple>
       <w:fldSimple w:instr=" DOCPROPERTY &quot;Value&quot; \* MERGEFORMAT ">
         <w:r>
-          <w:t xml:space="preserve">15 (пятнадцать) процентов от цены Договора</w:t>
+          <w:t xml:space="preserve">10 (десять) процентов от цены Договора</w:t>
         </w:r>
       </w:fldSimple>
       <w:r>
@@ -819,7 +972,7 @@
         <w:t xml:space="preserve">12.50. Контрольная величина: </w:t>
       </w:r>
       <w:r>
-        <w:t xml:space="preserve">не более 1 380 000 (Одного миллиона трёхсот восьмидесяти тысяч) рублей 0 коп.</w:t>
+        <w:t xml:space="preserve">не более 547 000 (Пятисот сорока семи тысяч) рублей 0 коп.</w:t>
       </w:r>
       <w:r>
         <w:t xml:space="preserve">, </w:t>
@@ -1081,7 +1234,7 @@
         <w:t xml:space="preserve">12.100. Контрольная величина: </w:t>
       </w:r>
       <w:r>
-        <w:t xml:space="preserve">Девять миллионов восемьсот пятьдесят тысяч рублей 00 копеек</w:t>
+        <w:t xml:space="preserve">Семьсот семьдесят три тысячи рублей 50 копеек</w:t>
       </w:r>
       <w:r>
         <w:t xml:space="preserve">, НДС не облагается</w:t>
@@ -1340,7 +1493,7 @@
         <w:t xml:space="preserve">12.150. Контрольная величина: </w:t>
       </w:r>
       <w:r>
-        <w:t xml:space="preserve">179 000 (Сто семьдесят девять тысяч) руб. 00 копеек</w:t>
+        <w:t xml:space="preserve">2 300 000 (Два миллиона триста тысяч) руб. 00 копеек</w:t>
       </w:r>
       <w:r>
         <w:t xml:space="preserve">, в т.ч. НДС </w:t>
@@ -1858,7 +2011,7 @@
         <w:t xml:space="preserve">12.250. Контрольная величина: </w:t>
       </w:r>
       <w:r>
-        <w:t xml:space="preserve">547 000,30 (Пятьсот сорок семь тысяч) ₽</w:t>
+        <w:t xml:space="preserve">31 700 000,58 (Тридцать один миллион семьсот тысяч) ₽</w:t>
       </w:r>
       <w:r>
         <w:t xml:space="preserve">, </w:t>
@@ -2376,7 +2529,7 @@
         <w:t xml:space="preserve">12.350. Контрольная величина: </w:t>
       </w:r>
       <w:r>
-        <w:t xml:space="preserve">Семьсот семьдесят три тысячи рублей</w:t>
+        <w:t xml:space="preserve">Пятьдесят одна тысяча рублей</w:t>
       </w:r>
       <w:r>
         <w:t xml:space="preserve">, в т.ч. НДС </w:t>
@@ -2638,7 +2791,7 @@
         <w:t xml:space="preserve">12.400. Контрольная величина: </w:t>
       </w:r>
       <w:r>
-        <w:t xml:space="preserve">592 000 руб. 00 копеек</w:t>
+        <w:t xml:space="preserve">21 900 000 руб. 00 копеек</w:t>
       </w:r>
       <w:r>
         <w:t xml:space="preserve">, НДС не облагается</w:t>
@@ -2897,7 +3050,7 @@
         <w:t xml:space="preserve">12.450. Контрольная величина: </w:t>
       </w:r>
       <w:r>
-        <w:t xml:space="preserve">не более 2 050 000 (Двух миллионов пятидесяти тысяч) рублей 5 коп.</w:t>
+        <w:t xml:space="preserve">не более 7 350 000 (Семи миллионов трёхсот пятидесяти тысяч) рублей 5 коп.</w:t>
       </w:r>
       <w:r>
         <w:t xml:space="preserve">, НДС не облагается, т.к. применяется УСН</w:t>
@@ -3156,7 +3309,7 @@
         <w:t xml:space="preserve">12.500. Контрольная величина: </w:t>
       </w:r>
       <w:r>
-        <w:t xml:space="preserve">479002 рубля</w:t>
+        <w:t xml:space="preserve">1410002 рубля</w:t>
       </w:r>
       <w:r>
         <w:t xml:space="preserve">.</w:t>
@@ -3412,7 +3565,7 @@
         <w:t xml:space="preserve">12.550. Контрольная величина: </w:t>
       </w:r>
       <w:r>
-        <w:t xml:space="preserve">Двадцать одна тысяча два рубля 5 коп.</w:t>
+        <w:t xml:space="preserve">Шестьсот восемьдесят тысяч два рубля 0 коп.</w:t>
       </w:r>
       <w:r>
         <w:t xml:space="preserve">, НДС не облагается, т.к. применяется УСН</w:t>
@@ -3927,7 +4080,7 @@
         <w:t xml:space="preserve">12.650. Контрольная величина: </w:t>
       </w:r>
       <w:r>
-        <w:t xml:space="preserve">7 000 000 (Семь миллионов) руб. 0 коп.</w:t>
+        <w:t xml:space="preserve">86 100 000 (Восемьдесят шесть миллионов сто тысяч) руб. 5 коп.</w:t>
       </w:r>
       <w:r>
         <w:t xml:space="preserve">.</w:t>
@@ -4183,7 +4336,7 @@
         <w:t xml:space="preserve">12.700. Контрольная величина: </w:t>
       </w:r>
       <w:r>
-        <w:t xml:space="preserve">637000 (шестьсот тридцать семь тысяч) рублей 00 копеек</w:t>
+        <w:t xml:space="preserve">9440000 (девять миллионов четыреста сорок тысяч) рублей 00 копеек</w:t>
       </w:r>
       <w:r>
         <w:t xml:space="preserve">, </w:t>
@@ -4445,7 +4598,7 @@
         <w:t xml:space="preserve">12.750. Контрольная величина: </w:t>
       </w:r>
       <w:r>
-        <w:t xml:space="preserve">680 000,55 ₽</w:t>
+        <w:t xml:space="preserve">214 000,38 ₽</w:t>
       </w:r>
       <w:r>
         <w:t xml:space="preserve">, в т.ч. НДС </w:t>
@@ -4707,7 +4860,7 @@
         <w:t xml:space="preserve">12.800. Контрольная величина: </w:t>
       </w:r>
       <w:r>
-        <w:t xml:space="preserve">Восемьдесят шесть миллионов сто тысяч рублей 50 копеек</w:t>
+        <w:t xml:space="preserve">Девятьсот семьдесят две тысячи рублей 00 копеек</w:t>
       </w:r>
       <w:r>
         <w:t xml:space="preserve">, включая НДС </w:t>
@@ -4719,7 +4872,7 @@
         <w:t xml:space="preserve"> в размере </w:t>
       </w:r>
       <w:r>
-        <w:t xml:space="preserve">9 440 000,1 (Девять миллионов четыреста сорок тысяч) руб.</w:t>
+        <w:t xml:space="preserve">8 090 000,5 (Восемь миллионов девяносто тысяч) руб.</w:t>
       </w:r>
       <w:r>
         <w:t xml:space="preserve">.</w:t>
@@ -5231,7 +5384,7 @@
         <w:t xml:space="preserve">12.900. Контрольная величина: </w:t>
       </w:r>
       <w:r>
-        <w:t xml:space="preserve">не менее 214 000 (Двухсот четырнадцати тысяч) рублей</w:t>
+        <w:t xml:space="preserve">не менее 530 000 (Пятисот тридцати тысяч) рублей</w:t>
       </w:r>
       <w:r>
         <w:t xml:space="preserve">, в т.ч. НДС </w:t>
@@ -5493,7 +5646,7 @@
         <w:t xml:space="preserve">12.950. Контрольная величина: </w:t>
       </w:r>
       <w:r>
-        <w:t xml:space="preserve">319 000,2 (Триста девятнадцать тысяч) руб.</w:t>
+        <w:t xml:space="preserve">473 000,4 (Четыреста семьдесят три тысячи) руб.</w:t>
       </w:r>
       <w:r>
         <w:t xml:space="preserve">, </w:t>
@@ -5755,7 +5908,7 @@
         <w:t xml:space="preserve">12.1000. Контрольная величина: </w:t>
       </w:r>
       <w:r>
-        <w:t xml:space="preserve">Восемь миллионов девяносто тысяч два рубля 00 копеек</w:t>
+        <w:t xml:space="preserve">Восемь миллионов двести семьдесят тысяч два рубля 00 копеек</w:t>
       </w:r>
       <w:r>
         <w:t xml:space="preserve">, включая НДС </w:t>
@@ -5767,7 +5920,7 @@
         <w:t xml:space="preserve"> в размере </w:t>
       </w:r>
       <w:r>
-        <w:t xml:space="preserve">530 000 (пятьсот тридцать тысяч) рублей 00 копеек</w:t>
+        <w:t xml:space="preserve">2 810 000 (два миллиона восемьсот десять тысяч) рублей 00 копеек</w:t>
       </w:r>
       <w:r>
         <w:t xml:space="preserve">.</w:t>
@@ -6023,7 +6176,7 @@
         <w:t xml:space="preserve">12.1050. Контрольная величина: </w:t>
       </w:r>
       <w:r>
-        <w:t xml:space="preserve">1790000 руб. 0 коп.</w:t>
+        <w:t xml:space="preserve">550000 руб. 0 коп.</w:t>
       </w:r>
       <w:r>
         <w:t xml:space="preserve">, в том числе НДС</w:t>
@@ -6538,7 +6691,7 @@
         <w:t xml:space="preserve">12.1150. Контрольная величина: </w:t>
       </w:r>
       <w:r>
-        <w:t xml:space="preserve">710 000 (семьсот десять тысяч) рублей 00 копеек</w:t>
+        <w:t xml:space="preserve">1 130 000 (один миллион сто тридцать тысяч) рублей 50 копеек</w:t>
       </w:r>
       <w:r>
         <w:t xml:space="preserve">, НДС не облагается</w:t>
@@ -6797,7 +6950,7 @@
         <w:t xml:space="preserve">12.1200. Контрольная величина: </w:t>
       </w:r>
       <w:r>
-        <w:t xml:space="preserve">не менее 9440000,8 (Девяти миллионов четырёхсот сорока тысяч) рублей</w:t>
+        <w:t xml:space="preserve">не менее 82800000,0 (Восьмидесяти двух миллионов восьмисот тысяч) рублей</w:t>
       </w:r>
       <w:r>
         <w:t xml:space="preserve">.</w:t>
@@ -7053,7 +7206,7 @@
         <w:t xml:space="preserve">12.1250. Контрольная величина: </w:t>
       </w:r>
       <w:r>
-        <w:t xml:space="preserve">Семнадцать тысяч два рубля 00 копеек</w:t>
+        <w:t xml:space="preserve">Девятьсот пятьдесят шесть тысяч два рубля 00 копеек</w:t>
       </w:r>
       <w:r>
         <w:t xml:space="preserve">, НДС не облагается</w:t>
@@ -7312,7 +7465,7 @@
         <w:t xml:space="preserve">12.1300. Контрольная величина: </w:t>
       </w:r>
       <w:r>
-        <w:t xml:space="preserve">9 500 000,95 руб.</w:t>
+        <w:t xml:space="preserve">50 200 000,65 руб.</w:t>
       </w:r>
       <w:r>
         <w:t xml:space="preserve">, в т.ч. НДС </w:t>
@@ -7574,7 +7727,7 @@
         <w:t xml:space="preserve">12.1350. Контрольная величина: </w:t>
       </w:r>
       <w:r>
-        <w:t xml:space="preserve">82 800 000 (восемьдесят два миллиона восемьсот тысяч) ₽</w:t>
+        <w:t xml:space="preserve">848 000 (восемьсот сорок восемь тысяч) ₽</w:t>
       </w:r>
       <w:r>
         <w:t xml:space="preserve">, НДС не облагается, т.к. применяется УСН</w:t>
@@ -7833,7 +7986,7 @@
         <w:t xml:space="preserve">12.1400. Контрольная величина: </w:t>
       </w:r>
       <w:r>
-        <w:t xml:space="preserve">27000 (Двадцать семь тысяч) рублей 0 коп.</w:t>
+        <w:t xml:space="preserve">351000 (Триста пятьдесят одна тысяча) рублей 5 коп.</w:t>
       </w:r>
       <w:r>
         <w:t xml:space="preserve">.</w:t>
@@ -8345,7 +8498,7 @@
         <w:t xml:space="preserve">12.1500. Контрольная величина: </w:t>
       </w:r>
       <w:r>
-        <w:t xml:space="preserve">Пятьдесят миллионов двести тысяч рублей 50 копеек</w:t>
+        <w:t xml:space="preserve">Тридцать шесть миллионов двести тысяч рублей 50 копеек</w:t>
       </w:r>
       <w:r>
         <w:t xml:space="preserve">, в том числе НДС</w:t>
@@ -8604,7 +8757,7 @@
         <w:t xml:space="preserve">12.1550. Контрольная величина: </w:t>
       </w:r>
       <w:r>
-        <w:t xml:space="preserve">848000 (Восемьсот сорок восемь тысяч) руб.</w:t>
+        <w:t xml:space="preserve">7400000 (Семь миллионов четыреста тысяч) руб.</w:t>
       </w:r>
       <w:r>
         <w:t xml:space="preserve">, включая НДС </w:t>
@@ -8616,7 +8769,7 @@
         <w:t xml:space="preserve"> в размере </w:t>
       </w:r>
       <w:r>
-        <w:t xml:space="preserve">351 000,5 (триста пятьдесят одна тысяча) рублей</w:t>
+        <w:t xml:space="preserve">548 000,5 (пятьсот сорок восемь тысяч) рублей</w:t>
       </w:r>
       <w:r>
         <w:t xml:space="preserve">.</w:t>
@@ -8872,7 +9025,7 @@
         <w:t xml:space="preserve">12.1600. Контрольная величина: </w:t>
       </w:r>
       <w:r>
-        <w:t xml:space="preserve">67400000 рублей 0 коп.</w:t>
+        <w:t xml:space="preserve">4900000 рублей 0 коп.</w:t>
       </w:r>
       <w:r>
         <w:t xml:space="preserve">.</w:t>
@@ -9384,7 +9537,7 @@
         <w:t xml:space="preserve">12.1700. Контрольная величина: </w:t>
       </w:r>
       <w:r>
-        <w:t xml:space="preserve">63 500 000,3 (шестьдесят три миллиона пятьсот тысяч) рублей</w:t>
+        <w:t xml:space="preserve">4 110 000,3 (четыре миллиона сто десять тысяч) рублей</w:t>
       </w:r>
       <w:r>
         <w:t xml:space="preserve">, </w:t>
@@ -9646,7 +9799,7 @@
         <w:t xml:space="preserve">12.1750. Контрольная величина: </w:t>
       </w:r>
       <w:r>
-        <w:t xml:space="preserve">389 000 руб. 5 коп.</w:t>
+        <w:t xml:space="preserve">4 170 000 руб. 5 коп.</w:t>
       </w:r>
       <w:r>
         <w:t xml:space="preserve">, включая НДС </w:t>
@@ -9658,7 +9811,7 @@
         <w:t xml:space="preserve"> в размере </w:t>
       </w:r>
       <w:r>
-        <w:t xml:space="preserve">не менее 8 270 000 (Восьми миллионов двухсот семидесяти тысяч) рублей 00 копеек</w:t>
+        <w:t xml:space="preserve">не менее 99 800 000 (Девяноста девяти миллионов восьмисот тысяч) рублей 00 копеек</w:t>
       </w:r>
       <w:r>
         <w:t xml:space="preserve">.</w:t>
@@ -9914,7 +10067,7 @@
         <w:t xml:space="preserve">12.1800. Контрольная величина: </w:t>
       </w:r>
       <w:r>
-        <w:t xml:space="preserve">370002 (Триста семьдесят тысяч два) рубля</w:t>
+        <w:t xml:space="preserve">6360002 (Шесть миллионов триста шестьдесят тысяч два) рубля</w:t>
       </w:r>
       <w:r>
         <w:t xml:space="preserve">, НДС не облагается</w:t>
@@ -10173,7 +10326,7 @@
         <w:t xml:space="preserve">12.1850. Контрольная величина: </w:t>
       </w:r>
       <w:r>
-        <w:t xml:space="preserve">4 170 000,78 (четыре миллиона сто семьдесят тысяч) рублей</w:t>
+        <w:t xml:space="preserve">294 000,79 (двести девяносто четыре тысячи) рублей</w:t>
       </w:r>
       <w:r>
         <w:t xml:space="preserve">, в т.ч. НДС </w:t>
@@ -10691,7 +10844,7 @@
         <w:t xml:space="preserve">12.1950. Контрольная величина: </w:t>
       </w:r>
       <w:r>
-        <w:t xml:space="preserve">Девяносто девять миллионов восемьсот тысяч два рубля 0 коп.</w:t>
+        <w:t xml:space="preserve">Двести восемьдесят пять тысяч два рубля 0 коп.</w:t>
       </w:r>
       <w:r>
         <w:t xml:space="preserve">, включая НДС </w:t>
@@ -10703,7 +10856,7 @@
         <w:t xml:space="preserve"> в размере </w:t>
       </w:r>
       <w:r>
-        <w:t xml:space="preserve">6360002 (шесть миллионов триста шестьдесят тысяч два) рубля</w:t>
+        <w:t xml:space="preserve">39600002 (тридцать девять миллионов шестьсот тысяч два) рубля</w:t>
       </w:r>
       <w:r>
         <w:t xml:space="preserve">.</w:t>
@@ -10959,7 +11112,7 @@
         <w:t xml:space="preserve">12.2000. Контрольная величина: </w:t>
       </w:r>
       <w:r>
-        <w:t xml:space="preserve">Двести девяносто четыре тысячи рублей 5 коп.</w:t>
+        <w:t xml:space="preserve">Восемь миллионов семьсот тридцать тысяч рублей 0 коп.</w:t>
       </w:r>
       <w:r>
         <w:t xml:space="preserve">.</w:t>
@@ -11215,7 +11368,7 @@
         <w:t xml:space="preserve">12.2050. Контрольная величина: </w:t>
       </w:r>
       <w:r>
-        <w:t xml:space="preserve">не более 285 000,24 (Двухсот восьмидесяти пяти тысяч) RUB</w:t>
+        <w:t xml:space="preserve">не более 2 490 000,60 (Двух миллионов четырёхсот девяноста тысяч) RUB</w:t>
       </w:r>
       <w:r>
         <w:t xml:space="preserve">, </w:t>
@@ -11477,7 +11630,7 @@
         <w:t xml:space="preserve">12.2100. Контрольная величина: </w:t>
       </w:r>
       <w:r>
-        <w:t xml:space="preserve">39600002 (тридцать девять миллионов шестьсот тысяч два) рубля</w:t>
+        <w:t xml:space="preserve">299002 (двести девяносто девять тысяч два) рубля</w:t>
       </w:r>
       <w:r>
         <w:t xml:space="preserve">, в т.ч. НДС </w:t>
@@ -11537,15 +11690,7 @@
               <w:t xml:space="preserve">Юридический адрес: </w:t>
             </w:r>
             <w:r>
-              <w:t xml:space="preserve">143000, г. Одинцово, просп. Лесная, д. 30, кв. 116</w:t>
-            </w:r>
-          </w:p>
-          <w:p>
-            <w:r>
-              <w:t xml:space="preserve">Почтовый адрес: </w:t>
-            </w:r>
-            <w:r>
-              <w:t xml:space="preserve">170100, г. Тверь, ш. Ленина, д. 83, кв. 76</w:t>
+              <w:t xml:space="preserve">394000, г. Воронеж, ш. Ленина, д. 83, кв. 76</w:t>
             </w:r>
           </w:p>
           <w:p>
@@ -11600,7 +11745,7 @@
               <w:t xml:space="preserve">Тел.: </w:t>
             </w:r>
             <w:r>
-              <w:t xml:space="preserve">+7 (843) 598-88-89</w:t>
+              <w:t xml:space="preserve">+7 (843) 724-89-71</w:t>
             </w:r>
           </w:p>
           <w:p>
@@ -11608,7 +11753,7 @@
               <w:t xml:space="preserve">E-mail: </w:t>
             </w:r>
             <w:r>
-              <w:t xml:space="preserve">sokolova@sibtrans.ru</w:t>
+              <w:t xml:space="preserve">sokolova@romashka.ru</w:t>
             </w:r>
           </w:p>
           <w:p/>
@@ -11651,7 +11796,7 @@
               <w:t xml:space="preserve">Адрес регистрации: </w:t>
             </w:r>
             <w:r>
-              <w:t xml:space="preserve">394000, г. Воронеж, пер. Советская, д. 59, кв. 197</w:t>
+              <w:t xml:space="preserve">141400, г. Химки, проезд Космонавтов, д. 22, кв. 32</w:t>
             </w:r>
           </w:p>
           <w:p>
@@ -11690,7 +11835,7 @@
               <w:t xml:space="preserve">Тел.: </w:t>
             </w:r>
             <w:r>
-              <w:t xml:space="preserve">+7 (499) 224-63-15</w:t>
+              <w:t xml:space="preserve">+7 (843) 833-15-21</w:t>
             </w:r>
           </w:p>
           <w:p>
@@ -11698,7 +11843,7 @@
               <w:t xml:space="preserve">E-mail: </w:t>
             </w:r>
             <w:r>
-              <w:t xml:space="preserve">petrova@mail.ru</w:t>
+              <w:t xml:space="preserve">petrova@list.ru</w:t>
             </w:r>
           </w:p>
           <w:p/>

--- a/tests/corpus_v2/docs/cx_labor_0008.docx
+++ b/tests/corpus_v2/docs/cx_labor_0008.docx
@@ -486,6 +486,93 @@
         </w:tc>
       </w:tr>
     </w:tbl>
+    <w:p>
+      <w:r>
+        <w:t xml:space="preserve">2.8. </w:t>
+      </w:r>
+      <w:r>
+        <w:t xml:space="preserve">Платёж по налогу перечисляется на код бюджетной классификации </w:t>
+      </w:r>
+      <w:r>
+        <w:t xml:space="preserve">182 101 010 110 110 001 10</w:t>
+      </w:r>
+      <w:r>
+        <w:t xml:space="preserve">, получатель — территориальный орган Федерального казначейства.</w:t>
+      </w:r>
+    </w:p>
+    <w:p>
+      <w:r>
+        <w:t xml:space="preserve">2.9. </w:t>
+      </w:r>
+      <w:r>
+        <w:t xml:space="preserve">Полномочия подтверждаются свидетельством о рождении, выдано </w:t>
+      </w:r>
+      <w:r>
+        <w:t xml:space="preserve">18.02.2010</w:t>
+      </w:r>
+      <w:r>
+        <w:t xml:space="preserve"> отделом ЗАГС.</w:t>
+      </w:r>
+    </w:p>
+    <w:tbl>
+      <w:tblPr>
+        <w:tblW w:w="9360" w:type="dxa"/>
+        <w:tblBorders>
+          <w:top w:val="single" w:sz="4" w:color="auto"/>
+          <w:left w:val="single" w:sz="4" w:color="auto"/>
+          <w:bottom w:val="single" w:sz="4" w:color="auto"/>
+          <w:right w:val="single" w:sz="4" w:color="auto"/>
+          <w:insideH w:val="single" w:sz="4" w:color="auto"/>
+          <w:insideV w:val="single" w:sz="4" w:color="auto"/>
+        </w:tblBorders>
+      </w:tblPr>
+      <w:tblGrid>
+        <w:gridCol w:w="4680"/>
+        <w:gridCol w:w="4680"/>
+      </w:tblGrid>
+      <w:tr>
+        <w:tc>
+          <w:tcPr>
+            <w:tcW w:w="4680" w:type="dxa"/>
+          </w:tcPr>
+          <w:p>
+            <w:r>
+              <w:t xml:space="preserve">9</w:t>
+            </w:r>
+          </w:p>
+        </w:tc>
+        <w:tc>
+          <w:tcPr>
+            <w:tcW w:w="4680" w:type="dxa"/>
+          </w:tcPr>
+          <w:p>
+            <w:r>
+              <w:t xml:space="preserve">РУБ.</w:t>
+            </w:r>
+          </w:p>
+        </w:tc>
+      </w:tr>
+    </w:tbl>
+    <w:p>
+      <w:r>
+        <w:t xml:space="preserve">2.10. </w:t>
+      </w:r>
+      <w:r>
+        <w:t xml:space="preserve">Поставке подлежит насос модели </w:t>
+      </w:r>
+      <w:r>
+        <w:t xml:space="preserve">ЭЦВ-6-10-80h</w:t>
+      </w:r>
+      <w:r>
+        <w:t xml:space="preserve"> и кабель марки </w:t>
+      </w:r>
+      <w:r>
+        <w:t xml:space="preserve">ВВГнг(А)-LSt</w:t>
+      </w:r>
+      <w:r>
+        <w:t xml:space="preserve">.</w:t>
+      </w:r>
+    </w:p>
     <w:p/>
     <w:p>
       <w:r>
@@ -500,7 +587,7 @@
         <w:t xml:space="preserve">3.1. Место исполнения обязательств: </w:t>
       </w:r>
       <w:r>
-        <w:t xml:space="preserve">603000, г. Нижний Новгород, ул. Мира, д. 84, кв. 156</w:t>
+        <w:t xml:space="preserve">143000, г. Одинцово, просп. Полевая, д. 75, кв. 128</w:t>
       </w:r>
       <w:r>
         <w:t xml:space="preserve">.</w:t>
@@ -517,7 +604,7 @@
         <w:t xml:space="preserve"> по телефону </w:t>
       </w:r>
       <w:r>
-        <w:t xml:space="preserve">+7 (383) 679-78-74</w:t>
+        <w:t xml:space="preserve">+7 (812) 490-72-26</w:t>
       </w:r>
       <w:r>
         <w:t xml:space="preserve">.</w:t>
@@ -528,7 +615,7 @@
         <w:t xml:space="preserve">3.3. Срок исполнения обязательств — </w:t>
       </w:r>
       <w:r>
-        <w:t xml:space="preserve">не позднее 16.09.2025</w:t>
+        <w:t xml:space="preserve">не позднее 09.04.2026</w:t>
       </w:r>
       <w:r>
         <w:t xml:space="preserve">.</w:t>
@@ -587,7 +674,7 @@
         <w:t xml:space="preserve">Сторона, для которой создалась невозможность исполнения, обязана уведомить другую Сторону. Срок уведомления — </w:t>
       </w:r>
       <w:r>
-        <w:t xml:space="preserve">в течение 45 (Сорока пяти) рабочих дней с момента заключения контракта</w:t>
+        <w:t xml:space="preserve">в течение 3 (Трёх) рабочих дней с момента заключения контракта</w:t>
       </w:r>
       <w:r>
         <w:t xml:space="preserve">.</w:t>
@@ -601,7 +688,7 @@
         <w:t xml:space="preserve">Все споры и разногласия решаются путём переговоров. Претензионный порядок обязателен, срок ответа на претензию — </w:t>
       </w:r>
       <w:r>
-        <w:t xml:space="preserve">в течение 14 календарных дней со дня предъявления требования</w:t>
+        <w:t xml:space="preserve">в течение 7 календарных дней со дня предъявления требования</w:t>
       </w:r>
       <w:r>
         <w:t xml:space="preserve">.</w:t>
@@ -626,10 +713,10 @@
         <w:rPr>
           <w:b/>
         </w:rPr>
-        <w:t xml:space="preserve">49Ф-94</w:t>
-      </w:r>
-      <w:r>
-        <w:t xml:space="preserve">507/25-129Д</w:t>
+        <w:t xml:space="preserve">09Ф-33</w:t>
+      </w:r>
+      <w:r>
+        <w:t xml:space="preserve">324/10-961Д</w:t>
       </w:r>
       <w:r>
         <w:t xml:space="preserve">.</w:t>
@@ -643,10 +730,10 @@
         <w:rPr>
           <w:b/>
         </w:rPr>
-        <w:t xml:space="preserve">286</w:t>
-      </w:r>
-      <w:r>
-        <w:t xml:space="preserve">000 рублей</w:t>
+        <w:t xml:space="preserve">2570</w:t>
+      </w:r>
+      <w:r>
+        <w:t xml:space="preserve">0000 рублей</w:t>
       </w:r>
       <w:r>
         <w:t xml:space="preserve">.</w:t>
@@ -660,10 +747,10 @@
         <w:rPr>
           <w:b/>
         </w:rPr>
-        <w:t xml:space="preserve">1</w:t>
-      </w:r>
-      <w:r>
-        <w:t xml:space="preserve">0 (десять) процентов за каждый день просрочки</w:t>
+        <w:t xml:space="preserve">1/1</w:t>
+      </w:r>
+      <w:r>
+        <w:t xml:space="preserve">30 ключевой ставки ЦБ РФ от общей суммы счета</w:t>
       </w:r>
       <w:r>
         <w:t xml:space="preserve">.</w:t>
@@ -674,7 +761,7 @@
         <w:t xml:space="preserve">9.4. Контрольная запись: </w:t>
       </w:r>
       <w:r>
-        <w:t xml:space="preserve">не позднее 02.03.20 2 5</w:t>
+        <w:t xml:space="preserve">не позднее 07.06.20 2 5</w:t>
       </w:r>
       <w:r>
         <w:t xml:space="preserve">.</w:t>
@@ -972,7 +1059,7 @@
         <w:t xml:space="preserve">12.50. Контрольная величина: </w:t>
       </w:r>
       <w:r>
-        <w:t xml:space="preserve">не более 547 000 (Пятисот сорока семи тысяч) рублей 0 коп.</w:t>
+        <w:t xml:space="preserve">не более 7 470 000 (Семи миллионов четырёхсот семидесяти тысяч) рублей 0 коп.</w:t>
       </w:r>
       <w:r>
         <w:t xml:space="preserve">, </w:t>
@@ -1234,7 +1321,7 @@
         <w:t xml:space="preserve">12.100. Контрольная величина: </w:t>
       </w:r>
       <w:r>
-        <w:t xml:space="preserve">Семьсот семьдесят три тысячи рублей 50 копеек</w:t>
+        <w:t xml:space="preserve">Двадцать одна тысяча рублей 50 копеек</w:t>
       </w:r>
       <w:r>
         <w:t xml:space="preserve">, НДС не облагается</w:t>
@@ -1493,7 +1580,7 @@
         <w:t xml:space="preserve">12.150. Контрольная величина: </w:t>
       </w:r>
       <w:r>
-        <w:t xml:space="preserve">2 300 000 (Два миллиона триста тысяч) руб. 00 копеек</w:t>
+        <w:t xml:space="preserve">7 000 000 (Семь миллионов) руб. 00 копеек</w:t>
       </w:r>
       <w:r>
         <w:t xml:space="preserve">, в т.ч. НДС </w:t>
@@ -2011,7 +2098,7 @@
         <w:t xml:space="preserve">12.250. Контрольная величина: </w:t>
       </w:r>
       <w:r>
-        <w:t xml:space="preserve">31 700 000,58 (Тридцать один миллион семьсот тысяч) ₽</w:t>
+        <w:t xml:space="preserve">637 000,58 (Шестьсот тридцать семь тысяч) ₽</w:t>
       </w:r>
       <w:r>
         <w:t xml:space="preserve">, </w:t>
@@ -2529,7 +2616,7 @@
         <w:t xml:space="preserve">12.350. Контрольная величина: </w:t>
       </w:r>
       <w:r>
-        <w:t xml:space="preserve">Пятьдесят одна тысяча рублей</w:t>
+        <w:t xml:space="preserve">Шестьсот восемьдесят тысяч рублей</w:t>
       </w:r>
       <w:r>
         <w:t xml:space="preserve">, в т.ч. НДС </w:t>
@@ -2791,7 +2878,7 @@
         <w:t xml:space="preserve">12.400. Контрольная величина: </w:t>
       </w:r>
       <w:r>
-        <w:t xml:space="preserve">21 900 000 руб. 00 копеек</w:t>
+        <w:t xml:space="preserve">8 170 000 руб. 50 копеек</w:t>
       </w:r>
       <w:r>
         <w:t xml:space="preserve">, НДС не облагается</w:t>
@@ -3050,7 +3137,7 @@
         <w:t xml:space="preserve">12.450. Контрольная величина: </w:t>
       </w:r>
       <w:r>
-        <w:t xml:space="preserve">не более 7 350 000 (Семи миллионов трёхсот пятидесяти тысяч) рублей 5 коп.</w:t>
+        <w:t xml:space="preserve">не более 79 500 000 (Семидесяти девяти миллионов пятисот тысяч) рублей 0 коп.</w:t>
       </w:r>
       <w:r>
         <w:t xml:space="preserve">, НДС не облагается, т.к. применяется УСН</w:t>
@@ -3309,7 +3396,7 @@
         <w:t xml:space="preserve">12.500. Контрольная величина: </w:t>
       </w:r>
       <w:r>
-        <w:t xml:space="preserve">1410002 рубля</w:t>
+        <w:t xml:space="preserve">96002 рубля</w:t>
       </w:r>
       <w:r>
         <w:t xml:space="preserve">.</w:t>
@@ -3565,7 +3652,7 @@
         <w:t xml:space="preserve">12.550. Контрольная величина: </w:t>
       </w:r>
       <w:r>
-        <w:t xml:space="preserve">Шестьсот восемьдесят тысяч два рубля 0 коп.</w:t>
+        <w:t xml:space="preserve">Семьсот девяносто тысяч два рубля 0 коп.</w:t>
       </w:r>
       <w:r>
         <w:t xml:space="preserve">, НДС не облагается, т.к. применяется УСН</w:t>
@@ -4080,7 +4167,7 @@
         <w:t xml:space="preserve">12.650. Контрольная величина: </w:t>
       </w:r>
       <w:r>
-        <w:t xml:space="preserve">86 100 000 (Восемьдесят шесть миллионов сто тысяч) руб. 5 коп.</w:t>
+        <w:t xml:space="preserve">805 000 (Восемьсот пять тысяч) руб. 0 коп.</w:t>
       </w:r>
       <w:r>
         <w:t xml:space="preserve">.</w:t>
@@ -4336,7 +4423,7 @@
         <w:t xml:space="preserve">12.700. Контрольная величина: </w:t>
       </w:r>
       <w:r>
-        <w:t xml:space="preserve">9440000 (девять миллионов четыреста сорок тысяч) рублей 00 копеек</w:t>
+        <w:t xml:space="preserve">357000 (триста пятьдесят семь тысяч) рублей 00 копеек</w:t>
       </w:r>
       <w:r>
         <w:t xml:space="preserve">, </w:t>
@@ -4598,7 +4685,7 @@
         <w:t xml:space="preserve">12.750. Контрольная величина: </w:t>
       </w:r>
       <w:r>
-        <w:t xml:space="preserve">214 000,38 ₽</w:t>
+        <w:t xml:space="preserve">473 000,38 ₽</w:t>
       </w:r>
       <w:r>
         <w:t xml:space="preserve">, в т.ч. НДС </w:t>
@@ -4860,7 +4947,7 @@
         <w:t xml:space="preserve">12.800. Контрольная величина: </w:t>
       </w:r>
       <w:r>
-        <w:t xml:space="preserve">Девятьсот семьдесят две тысячи рублей 00 копеек</w:t>
+        <w:t xml:space="preserve">Восемь миллионов двести семьдесят тысяч рублей 00 копеек</w:t>
       </w:r>
       <w:r>
         <w:t xml:space="preserve">, включая НДС </w:t>
@@ -4872,7 +4959,7 @@
         <w:t xml:space="preserve"> в размере </w:t>
       </w:r>
       <w:r>
-        <w:t xml:space="preserve">8 090 000,5 (Восемь миллионов девяносто тысяч) руб.</w:t>
+        <w:t xml:space="preserve">2 810 000,6 (Два миллиона восемьсот десять тысяч) руб.</w:t>
       </w:r>
       <w:r>
         <w:t xml:space="preserve">.</w:t>
@@ -5384,7 +5471,7 @@
         <w:t xml:space="preserve">12.900. Контрольная величина: </w:t>
       </w:r>
       <w:r>
-        <w:t xml:space="preserve">не менее 530 000 (Пятисот тридцати тысяч) рублей</w:t>
+        <w:t xml:space="preserve">не менее 550 000 (Пятисот пятидесяти тысяч) рублей</w:t>
       </w:r>
       <w:r>
         <w:t xml:space="preserve">, в т.ч. НДС </w:t>
@@ -5646,7 +5733,7 @@
         <w:t xml:space="preserve">12.950. Контрольная величина: </w:t>
       </w:r>
       <w:r>
-        <w:t xml:space="preserve">473 000,4 (Четыреста семьдесят три тысячи) руб.</w:t>
+        <w:t xml:space="preserve">809 000,1 (Восемьсот девять тысяч) руб.</w:t>
       </w:r>
       <w:r>
         <w:t xml:space="preserve">, </w:t>
@@ -5908,7 +5995,7 @@
         <w:t xml:space="preserve">12.1000. Контрольная величина: </w:t>
       </w:r>
       <w:r>
-        <w:t xml:space="preserve">Восемь миллионов двести семьдесят тысяч два рубля 00 копеек</w:t>
+        <w:t xml:space="preserve">Девять миллионов пятьсот тысяч два рубля 50 копеек</w:t>
       </w:r>
       <w:r>
         <w:t xml:space="preserve">, включая НДС </w:t>
@@ -5920,7 +6007,7 @@
         <w:t xml:space="preserve"> в размере </w:t>
       </w:r>
       <w:r>
-        <w:t xml:space="preserve">2 810 000 (два миллиона восемьсот десять тысяч) рублей 00 копеек</w:t>
+        <w:t xml:space="preserve">82 800 000 (восемьдесят два миллиона восемьсот тысяч) рублей 00 копеек</w:t>
       </w:r>
       <w:r>
         <w:t xml:space="preserve">.</w:t>
@@ -6176,7 +6263,7 @@
         <w:t xml:space="preserve">12.1050. Контрольная величина: </w:t>
       </w:r>
       <w:r>
-        <w:t xml:space="preserve">550000 руб. 0 коп.</w:t>
+        <w:t xml:space="preserve">956000 руб. 0 коп.</w:t>
       </w:r>
       <w:r>
         <w:t xml:space="preserve">, в том числе НДС</w:t>
@@ -6691,7 +6778,7 @@
         <w:t xml:space="preserve">12.1150. Контрольная величина: </w:t>
       </w:r>
       <w:r>
-        <w:t xml:space="preserve">1 130 000 (один миллион сто тридцать тысяч) рублей 50 копеек</w:t>
+        <w:t xml:space="preserve">50 200 000 (пятьдесят миллионов двести тысяч) рублей 50 копеек</w:t>
       </w:r>
       <w:r>
         <w:t xml:space="preserve">, НДС не облагается</w:t>
@@ -6950,7 +7037,7 @@
         <w:t xml:space="preserve">12.1200. Контрольная величина: </w:t>
       </w:r>
       <w:r>
-        <w:t xml:space="preserve">не менее 82800000,0 (Восьмидесяти двух миллионов восьмисот тысяч) рублей</w:t>
+        <w:t xml:space="preserve">не менее 848000,5 (Восьмисот сорока восьми тысяч) рублей</w:t>
       </w:r>
       <w:r>
         <w:t xml:space="preserve">.</w:t>
@@ -7206,7 +7293,7 @@
         <w:t xml:space="preserve">12.1250. Контрольная величина: </w:t>
       </w:r>
       <w:r>
-        <w:t xml:space="preserve">Девятьсот пятьдесят шесть тысяч два рубля 00 копеек</w:t>
+        <w:t xml:space="preserve">Три миллиона семьсот тысяч два рубля 00 копеек</w:t>
       </w:r>
       <w:r>
         <w:t xml:space="preserve">, НДС не облагается</w:t>
@@ -7465,7 +7552,7 @@
         <w:t xml:space="preserve">12.1300. Контрольная величина: </w:t>
       </w:r>
       <w:r>
-        <w:t xml:space="preserve">50 200 000,65 руб.</w:t>
+        <w:t xml:space="preserve">67 400 000,08 руб.</w:t>
       </w:r>
       <w:r>
         <w:t xml:space="preserve">, в т.ч. НДС </w:t>
@@ -7727,7 +7814,7 @@
         <w:t xml:space="preserve">12.1350. Контрольная величина: </w:t>
       </w:r>
       <w:r>
-        <w:t xml:space="preserve">848 000 (восемьсот сорок восемь тысяч) ₽</w:t>
+        <w:t xml:space="preserve">63 500 000 (шестьдесят три миллиона пятьсот тысяч) ₽</w:t>
       </w:r>
       <w:r>
         <w:t xml:space="preserve">, НДС не облагается, т.к. применяется УСН</w:t>
@@ -7986,7 +8073,7 @@
         <w:t xml:space="preserve">12.1400. Контрольная величина: </w:t>
       </w:r>
       <w:r>
-        <w:t xml:space="preserve">351000 (Триста пятьдесят одна тысяча) рублей 5 коп.</w:t>
+        <w:t xml:space="preserve">2190000 (Два миллиона сто девяносто тысяч) рублей 0 коп.</w:t>
       </w:r>
       <w:r>
         <w:t xml:space="preserve">.</w:t>
@@ -8498,7 +8585,7 @@
         <w:t xml:space="preserve">12.1500. Контрольная величина: </w:t>
       </w:r>
       <w:r>
-        <w:t xml:space="preserve">Тридцать шесть миллионов двести тысяч рублей 50 копеек</w:t>
+        <w:t xml:space="preserve">Шесть миллионов восемьдесят тысяч рублей 00 копеек</w:t>
       </w:r>
       <w:r>
         <w:t xml:space="preserve">, в том числе НДС</w:t>
@@ -8757,7 +8844,7 @@
         <w:t xml:space="preserve">12.1550. Контрольная величина: </w:t>
       </w:r>
       <w:r>
-        <w:t xml:space="preserve">7400000 (Семь миллионов четыреста тысяч) руб.</w:t>
+        <w:t xml:space="preserve">370000 (Триста семьдесят тысяч) руб.</w:t>
       </w:r>
       <w:r>
         <w:t xml:space="preserve">, включая НДС </w:t>
@@ -8769,7 +8856,7 @@
         <w:t xml:space="preserve"> в размере </w:t>
       </w:r>
       <w:r>
-        <w:t xml:space="preserve">548 000,5 (пятьсот сорок восемь тысяч) рублей</w:t>
+        <w:t xml:space="preserve">4 170 000,9 (четыре миллиона сто семьдесят тысяч) рублей</w:t>
       </w:r>
       <w:r>
         <w:t xml:space="preserve">.</w:t>
@@ -9025,7 +9112,7 @@
         <w:t xml:space="preserve">12.1600. Контрольная величина: </w:t>
       </w:r>
       <w:r>
-        <w:t xml:space="preserve">4900000 рублей 0 коп.</w:t>
+        <w:t xml:space="preserve">99800000 рублей 0 коп.</w:t>
       </w:r>
       <w:r>
         <w:t xml:space="preserve">.</w:t>
@@ -9537,7 +9624,7 @@
         <w:t xml:space="preserve">12.1700. Контрольная величина: </w:t>
       </w:r>
       <w:r>
-        <w:t xml:space="preserve">4 110 000,3 (четыре миллиона сто десять тысяч) рублей</w:t>
+        <w:t xml:space="preserve">6 360 000,4 (шесть миллионов триста шестьдесят тысяч) рублей</w:t>
       </w:r>
       <w:r>
         <w:t xml:space="preserve">, </w:t>
@@ -9799,7 +9886,7 @@
         <w:t xml:space="preserve">12.1750. Контрольная величина: </w:t>
       </w:r>
       <w:r>
-        <w:t xml:space="preserve">4 170 000 руб. 5 коп.</w:t>
+        <w:t xml:space="preserve">18 000 000 руб. 0 коп.</w:t>
       </w:r>
       <w:r>
         <w:t xml:space="preserve">, включая НДС </w:t>
@@ -9811,7 +9898,7 @@
         <w:t xml:space="preserve"> в размере </w:t>
       </w:r>
       <w:r>
-        <w:t xml:space="preserve">не менее 99 800 000 (Девяноста девяти миллионов восьмисот тысяч) рублей 00 копеек</w:t>
+        <w:t xml:space="preserve">не менее 30 000 (Тридцати тысяч) рублей 00 копеек</w:t>
       </w:r>
       <w:r>
         <w:t xml:space="preserve">.</w:t>
@@ -10067,7 +10154,7 @@
         <w:t xml:space="preserve">12.1800. Контрольная величина: </w:t>
       </w:r>
       <w:r>
-        <w:t xml:space="preserve">6360002 (Шесть миллионов триста шестьдесят тысяч два) рубля</w:t>
+        <w:t xml:space="preserve">6440002 (Шесть миллионов четыреста сорок тысяч два) рубля</w:t>
       </w:r>
       <w:r>
         <w:t xml:space="preserve">, НДС не облагается</w:t>
@@ -10326,7 +10413,7 @@
         <w:t xml:space="preserve">12.1850. Контрольная величина: </w:t>
       </w:r>
       <w:r>
-        <w:t xml:space="preserve">294 000,79 (двести девяносто четыре тысячи) рублей</w:t>
+        <w:t xml:space="preserve">999 000,29 (девятьсот девяносто девять тысяч) рублей</w:t>
       </w:r>
       <w:r>
         <w:t xml:space="preserve">, в т.ч. НДС </w:t>
@@ -10844,7 +10931,7 @@
         <w:t xml:space="preserve">12.1950. Контрольная величина: </w:t>
       </w:r>
       <w:r>
-        <w:t xml:space="preserve">Двести восемьдесят пять тысяч два рубля 0 коп.</w:t>
+        <w:t xml:space="preserve">Четыре миллиона семьсот двадцать тысяч два рубля 0 коп.</w:t>
       </w:r>
       <w:r>
         <w:t xml:space="preserve">, включая НДС </w:t>
@@ -10856,7 +10943,7 @@
         <w:t xml:space="preserve"> в размере </w:t>
       </w:r>
       <w:r>
-        <w:t xml:space="preserve">39600002 (тридцать девять миллионов шестьсот тысяч два) рубля</w:t>
+        <w:t xml:space="preserve">18700002 (восемнадцать миллионов семьсот тысяч два) рубля</w:t>
       </w:r>
       <w:r>
         <w:t xml:space="preserve">.</w:t>
@@ -11112,7 +11199,7 @@
         <w:t xml:space="preserve">12.2000. Контрольная величина: </w:t>
       </w:r>
       <w:r>
-        <w:t xml:space="preserve">Восемь миллионов семьсот тридцать тысяч рублей 0 коп.</w:t>
+        <w:t xml:space="preserve">Девяносто один миллион восемьсот тысяч рублей 0 коп.</w:t>
       </w:r>
       <w:r>
         <w:t xml:space="preserve">.</w:t>
@@ -11368,7 +11455,7 @@
         <w:t xml:space="preserve">12.2050. Контрольная величина: </w:t>
       </w:r>
       <w:r>
-        <w:t xml:space="preserve">не более 2 490 000,60 (Двух миллионов четырёхсот девяноста тысяч) RUB</w:t>
+        <w:t xml:space="preserve">не более 61 400 000,37 (Шестидесяти одного миллиона четырёхсот тысяч) RUB</w:t>
       </w:r>
       <w:r>
         <w:t xml:space="preserve">, </w:t>
@@ -11630,7 +11717,7 @@
         <w:t xml:space="preserve">12.2100. Контрольная величина: </w:t>
       </w:r>
       <w:r>
-        <w:t xml:space="preserve">299002 (двести девяносто девять тысяч два) рубля</w:t>
+        <w:t xml:space="preserve">4070002 (четыре миллиона семьдесят тысяч два) рубля</w:t>
       </w:r>
       <w:r>
         <w:t xml:space="preserve">, в т.ч. НДС </w:t>
@@ -11690,7 +11777,7 @@
               <w:t xml:space="preserve">Юридический адрес: </w:t>
             </w:r>
             <w:r>
-              <w:t xml:space="preserve">394000, г. Воронеж, ш. Ленина, д. 83, кв. 76</w:t>
+              <w:t xml:space="preserve">443010, г. Самара, проезд Кутузовский, д. 62, кв. 189</w:t>
             </w:r>
           </w:p>
           <w:p>
@@ -11745,7 +11832,7 @@
               <w:t xml:space="preserve">Тел.: </w:t>
             </w:r>
             <w:r>
-              <w:t xml:space="preserve">+7 (843) 724-89-71</w:t>
+              <w:t xml:space="preserve">+7 (495) 376-68-31</w:t>
             </w:r>
           </w:p>
           <w:p>
@@ -11753,7 +11840,7 @@
               <w:t xml:space="preserve">E-mail: </w:t>
             </w:r>
             <w:r>
-              <w:t xml:space="preserve">sokolova@romashka.ru</w:t>
+              <w:t xml:space="preserve">sokolova@mail.ru</w:t>
             </w:r>
           </w:p>
           <w:p/>
@@ -11796,7 +11883,7 @@
               <w:t xml:space="preserve">Адрес регистрации: </w:t>
             </w:r>
             <w:r>
-              <w:t xml:space="preserve">141400, г. Химки, проезд Космонавтов, д. 22, кв. 32</w:t>
+              <w:t xml:space="preserve">143000, г. Одинцово, наб. Строителей, д. 6, кв. 23</w:t>
             </w:r>
           </w:p>
           <w:p>
@@ -11835,7 +11922,7 @@
               <w:t xml:space="preserve">Тел.: </w:t>
             </w:r>
             <w:r>
-              <w:t xml:space="preserve">+7 (843) 833-15-21</w:t>
+              <w:t xml:space="preserve">+7 (812) 286-78-57</w:t>
             </w:r>
           </w:p>
           <w:p>
@@ -11843,7 +11930,7 @@
               <w:t xml:space="preserve">E-mail: </w:t>
             </w:r>
             <w:r>
-              <w:t xml:space="preserve">petrova@list.ru</w:t>
+              <w:t xml:space="preserve">petrova@inbox.ru</w:t>
             </w:r>
           </w:p>
           <w:p/>

--- a/tests/corpus_v2/docs/cx_labor_0008.docx
+++ b/tests/corpus_v2/docs/cx_labor_0008.docx
@@ -160,7 +160,102 @@
         <w:t xml:space="preserve">Ежегодный оплачиваемый отпуск: </w:t>
       </w:r>
       <w:r>
-        <w:t xml:space="preserve">в течение 10 дней с даты подписания Сторонами акта сдачи-приемки оказанных услуг</w:t>
+        <w:t xml:space="preserve">в течение 45 дней с даты подписания Сторонами акта сдачи-приемки оказанных услуг</w:t>
+      </w:r>
+      <w:r>
+        <w:t xml:space="preserve">.</w:t>
+      </w:r>
+    </w:p>
+    <w:p>
+      <w:r>
+        <w:t xml:space="preserve">1.6. </w:t>
+      </w:r>
+      <w:r>
+        <w:t xml:space="preserve">Товар отгружается по товарной накладной ТОРГ-12 № </w:t>
+      </w:r>
+      <w:r>
+        <w:t xml:space="preserve">040329084</w:t>
+      </w:r>
+      <w:r>
+        <w:t xml:space="preserve">. Каталожный номер изделия — </w:t>
+      </w:r>
+      <w:r>
+        <w:t xml:space="preserve">048271311</w:t>
+      </w:r>
+      <w:r>
+        <w:t xml:space="preserve">. Серийный номер агрегата — </w:t>
+      </w:r>
+      <w:r>
+        <w:t xml:space="preserve">047519073</w:t>
+      </w:r>
+      <w:r>
+        <w:t xml:space="preserve">.</w:t>
+      </w:r>
+    </w:p>
+    <w:p>
+      <w:r>
+        <w:t xml:space="preserve">1.7. </w:t>
+      </w:r>
+      <w:r>
+        <w:t xml:space="preserve">Расходы отражаются по коду цели </w:t>
+      </w:r>
+      <w:r>
+        <w:t xml:space="preserve">045619607</w:t>
+      </w:r>
+      <w:r>
+        <w:t xml:space="preserve"> согласно приказу Минфина России № 157н. </w:t>
+      </w:r>
+      <w:r>
+        <w:t xml:space="preserve">БИК будет сообщён дополнительно, номер заявки — </w:t>
+      </w:r>
+      <w:r>
+        <w:t xml:space="preserve">047893060</w:t>
+      </w:r>
+      <w:r>
+        <w:t xml:space="preserve">.</w:t>
+      </w:r>
+    </w:p>
+    <w:p>
+      <w:r>
+        <w:t xml:space="preserve">1.8. </w:t>
+      </w:r>
+      <w:r>
+        <w:t xml:space="preserve">Учёт потребления ведётся по лицевому счёту </w:t>
+      </w:r>
+      <w:r>
+        <w:t xml:space="preserve">80789878460</w:t>
+      </w:r>
+      <w:r>
+        <w:t xml:space="preserve">. Спецификация зарегистрирована за номером </w:t>
+      </w:r>
+      <w:r>
+        <w:t xml:space="preserve">81331408645</w:t>
+      </w:r>
+      <w:r>
+        <w:t xml:space="preserve">. Заводской номер прибора учёта — </w:t>
+      </w:r>
+      <w:r>
+        <w:t xml:space="preserve">88159457328</w:t>
+      </w:r>
+      <w:r>
+        <w:t xml:space="preserve">.</w:t>
+      </w:r>
+    </w:p>
+    <w:p>
+      <w:r>
+        <w:t xml:space="preserve">1.9. </w:t>
+      </w:r>
+      <w:r>
+        <w:t xml:space="preserve">Сведения внесены в реестр за номером </w:t>
+      </w:r>
+      <w:r>
+        <w:t xml:space="preserve">86404482835</w:t>
+      </w:r>
+      <w:r>
+        <w:t xml:space="preserve">, как предусмотрено пунктом 2 статьи 434 Гражданского кодекса Российской Федерации. Уведомление о регистрации имеет исходящий № </w:t>
+      </w:r>
+      <w:r>
+        <w:t xml:space="preserve">86014575569</w:t>
       </w:r>
       <w:r>
         <w:t xml:space="preserve">.</w:t>
@@ -180,7 +275,7 @@
         <w:t xml:space="preserve">2.1. Общая цена Договора: </w:t>
       </w:r>
       <w:r>
-        <w:t xml:space="preserve">869 000 (Восемьсот шестьдесят девять тысяч) рублей 50 копеек</w:t>
+        <w:t xml:space="preserve">357 000 (Триста пятьдесят семь тысяч) рублей 00 копеек</w:t>
       </w:r>
       <w:r>
         <w:t xml:space="preserve">.</w:t>
@@ -202,7 +297,7 @@
         <w:t xml:space="preserve">2.3. Срок оплаты — </w:t>
       </w:r>
       <w:r>
-        <w:t xml:space="preserve">в течение двадцати четырех месяцев с момента поступления денежных средств на расчетный счет</w:t>
+        <w:t xml:space="preserve">в течение двенадцати месяцев с момента поступления денежных средств на расчетный счет</w:t>
       </w:r>
       <w:r>
         <w:t xml:space="preserve">.</w:t>
@@ -222,7 +317,7 @@
         <w:t xml:space="preserve">, артикул </w:t>
       </w:r>
       <w:r>
-        <w:t xml:space="preserve">RM-5321-52</w:t>
+        <w:t xml:space="preserve">RM-6476-17</w:t>
       </w:r>
       <w:r>
         <w:t xml:space="preserve">, код </w:t>
@@ -282,49 +377,49 @@
         <w:t xml:space="preserve">. Товар отгружается с сопроводительным документом паспорт качества № </w:t>
       </w:r>
       <w:r>
-        <w:t xml:space="preserve">96 17 493317</w:t>
+        <w:t xml:space="preserve">34 09 956931</w:t>
       </w:r>
       <w:r>
         <w:t xml:space="preserve">. К партии приложен паспорт изделия № </w:t>
       </w:r>
       <w:r>
-        <w:t xml:space="preserve">88 06 131548</w:t>
+        <w:t xml:space="preserve">52 17 007241</w:t>
       </w:r>
       <w:r>
         <w:t xml:space="preserve">. Оборудование поставляется с паспортом транспортного средства № </w:t>
       </w:r>
       <w:r>
-        <w:t xml:space="preserve">37 01 816603</w:t>
+        <w:t xml:space="preserve">22 04 962943</w:t>
       </w:r>
       <w:r>
         <w:t xml:space="preserve">. Приёмка производится согласно техническому паспорту </w:t>
       </w:r>
       <w:r>
-        <w:t xml:space="preserve">94 08 818251</w:t>
+        <w:t xml:space="preserve">52 24 837680</w:t>
       </w:r>
       <w:r>
         <w:t xml:space="preserve">. СНИЛС не указан, номер заказа </w:t>
       </w:r>
       <w:r>
-        <w:t xml:space="preserve">318-100-716 92</w:t>
+        <w:t xml:space="preserve">667-018-947 08</w:t>
       </w:r>
       <w:r>
         <w:t xml:space="preserve">. Дата рождения не проставлена, документ выдан </w:t>
       </w:r>
       <w:r>
-        <w:t xml:space="preserve">15.08.2022</w:t>
+        <w:t xml:space="preserve">07.08.2023</w:t>
       </w:r>
       <w:r>
         <w:t xml:space="preserve">. Код подразделения, см. артикул </w:t>
       </w:r>
       <w:r>
-        <w:t xml:space="preserve">267-056</w:t>
+        <w:t xml:space="preserve">839-126</w:t>
       </w:r>
       <w:r>
         <w:t xml:space="preserve">. Цена — </w:t>
       </w:r>
       <w:r>
-        <w:t xml:space="preserve">не более 4 190 000,4 (Четырёх миллионов ста девяноста тысяч) рублей</w:t>
+        <w:t xml:space="preserve">не более 351 000,5 (Трёхсот пятидесяти одной тысячи) рублей</w:t>
       </w:r>
       <w:r>
         <w:t xml:space="preserve">, НДС не облагается, т.к. применяется УСН</w:t>
@@ -341,25 +436,25 @@
         <w:t xml:space="preserve">Товар маркирован штрихкодом </w:t>
       </w:r>
       <w:r>
-        <w:t xml:space="preserve">4607193667726</w:t>
+        <w:t xml:space="preserve">4608858648802</w:t>
       </w:r>
       <w:r>
         <w:t xml:space="preserve">. Код контрагента по ОКПО — </w:t>
       </w:r>
       <w:r>
-        <w:t xml:space="preserve">3142810756</w:t>
+        <w:t xml:space="preserve">2259506684</w:t>
       </w:r>
       <w:r>
         <w:t xml:space="preserve">. Оборудование учтено под инвентарным номером </w:t>
       </w:r>
       <w:r>
-        <w:t xml:space="preserve">043016087</w:t>
+        <w:t xml:space="preserve">046214454</w:t>
       </w:r>
       <w:r>
         <w:t xml:space="preserve">, складской позиции присвоен номер </w:t>
       </w:r>
       <w:r>
-        <w:t xml:space="preserve">805328218</w:t>
+        <w:t xml:space="preserve">041439127</w:t>
       </w:r>
       <w:r>
         <w:t xml:space="preserve">.</w:t>
@@ -373,19 +468,19 @@
         <w:t xml:space="preserve">Оплата по счёту-фактуре на КБК </w:t>
       </w:r>
       <w:r>
-        <w:t xml:space="preserve">18210101011011000198</w:t>
+        <w:t xml:space="preserve">18210101011011000184</w:t>
       </w:r>
       <w:r>
         <w:t xml:space="preserve">. ИНН не присвоен, регистрационный № </w:t>
       </w:r>
       <w:r>
-        <w:t xml:space="preserve">2584145141</w:t>
+        <w:t xml:space="preserve">7722029562</w:t>
       </w:r>
       <w:r>
         <w:t xml:space="preserve">. ИНН не присвоен, платёжный документ № </w:t>
       </w:r>
       <w:r>
-        <w:t xml:space="preserve">091950809182</w:t>
+        <w:t xml:space="preserve">388232740716</w:t>
       </w:r>
       <w:r>
         <w:t xml:space="preserve">. Заказчик действует в лице </w:t>
@@ -405,13 +500,13 @@
         <w:t xml:space="preserve">Массовая доля влаги в товаре — </w:t>
       </w:r>
       <w:r>
-        <w:t xml:space="preserve">не более 15 %</w:t>
+        <w:t xml:space="preserve">не более 11 %</w:t>
       </w:r>
       <w:r>
         <w:t xml:space="preserve">. Товар подлежит хранению </w:t>
       </w:r>
       <w:r>
-        <w:t xml:space="preserve">в течение 12 часов</w:t>
+        <w:t xml:space="preserve">в течение 24 часов</w:t>
       </w:r>
       <w:r>
         <w:t xml:space="preserve"> при температуре не выше +4 °C. Срок исковой давности по требованиям, вытекающим из Договора, составляет </w:t>
@@ -480,7 +575,7 @@
           </w:tcPr>
           <w:p>
             <w:r>
-              <w:t xml:space="preserve">3830073010</w:t>
+              <w:t xml:space="preserve">4025598944</w:t>
             </w:r>
           </w:p>
         </w:tc>
@@ -508,7 +603,7 @@
         <w:t xml:space="preserve">Полномочия подтверждаются свидетельством о рождении, выдано </w:t>
       </w:r>
       <w:r>
-        <w:t xml:space="preserve">18.02.2010</w:t>
+        <w:t xml:space="preserve">20.07.2014</w:t>
       </w:r>
       <w:r>
         <w:t xml:space="preserve"> отделом ЗАГС.</w:t>
@@ -537,7 +632,7 @@
           </w:tcPr>
           <w:p>
             <w:r>
-              <w:t xml:space="preserve">9</w:t>
+              <w:t xml:space="preserve">4</w:t>
             </w:r>
           </w:p>
         </w:tc>
@@ -587,7 +682,7 @@
         <w:t xml:space="preserve">3.1. Место исполнения обязательств: </w:t>
       </w:r>
       <w:r>
-        <w:t xml:space="preserve">143000, г. Одинцово, просп. Полевая, д. 75, кв. 128</w:t>
+        <w:t xml:space="preserve">143000, г. Одинцово, пер. Кутузовский, д. 3, кв. 50</w:t>
       </w:r>
       <w:r>
         <w:t xml:space="preserve">.</w:t>
@@ -604,7 +699,7 @@
         <w:t xml:space="preserve"> по телефону </w:t>
       </w:r>
       <w:r>
-        <w:t xml:space="preserve">+7 (812) 490-72-26</w:t>
+        <w:t xml:space="preserve">+7 (843) 734-70-40</w:t>
       </w:r>
       <w:r>
         <w:t xml:space="preserve">.</w:t>
@@ -615,7 +710,111 @@
         <w:t xml:space="preserve">3.3. Срок исполнения обязательств — </w:t>
       </w:r>
       <w:r>
-        <w:t xml:space="preserve">не позднее 09.04.2026</w:t>
+        <w:t xml:space="preserve">не позднее 08.08.2026</w:t>
+      </w:r>
+      <w:r>
+        <w:t xml:space="preserve">.</w:t>
+      </w:r>
+    </w:p>
+    <w:p>
+      <w:r>
+        <w:t xml:space="preserve">3.4. </w:t>
+      </w:r>
+      <w:r>
+        <w:t xml:space="preserve">Оплата производится за счёт бюджетных средств, КБК </w:t>
+      </w:r>
+      <w:r>
+        <w:t xml:space="preserve">18261269970528938126</w:t>
+      </w:r>
+      <w:r>
+        <w:t xml:space="preserve">. Прибор учёта (счётчик) № </w:t>
+      </w:r>
+      <w:r>
+        <w:t xml:space="preserve">39207263942501845711</w:t>
+      </w:r>
+      <w:r>
+        <w:t xml:space="preserve">.</w:t>
+      </w:r>
+    </w:p>
+    <w:p>
+      <w:r>
+        <w:t xml:space="preserve">3.5. </w:t>
+      </w:r>
+      <w:r>
+        <w:t xml:space="preserve">Счёт на оплату содержит УИН </w:t>
+      </w:r>
+      <w:r>
+        <w:t xml:space="preserve">18209145236903259381</w:t>
+      </w:r>
+      <w:r>
+        <w:t xml:space="preserve">. Номер счёта-проформы — </w:t>
+      </w:r>
+      <w:r>
+        <w:t xml:space="preserve">77986355870000494123</w:t>
+      </w:r>
+      <w:r>
+        <w:t xml:space="preserve">. Списание со счёта производится в очерёдности статьи 855 Гражданского кодекса Российской Федерации, код вида дохода </w:t>
+      </w:r>
+      <w:r>
+        <w:t xml:space="preserve">18210624054969411236</w:t>
+      </w:r>
+      <w:r>
+        <w:t xml:space="preserve">.</w:t>
+      </w:r>
+    </w:p>
+    <w:p>
+      <w:r>
+        <w:t xml:space="preserve">3.6. </w:t>
+      </w:r>
+      <w:r>
+        <w:t xml:space="preserve">ИНН иностранного контрагента не присваивается; номер записи в торговом реестре — </w:t>
+      </w:r>
+      <w:r>
+        <w:t xml:space="preserve">8675299897</w:t>
+      </w:r>
+      <w:r>
+        <w:t xml:space="preserve">. ИНН см. в приложении; спецификация № </w:t>
+      </w:r>
+      <w:r>
+        <w:t xml:space="preserve">2213449406</w:t>
+      </w:r>
+      <w:r>
+        <w:t xml:space="preserve">. В силу статьи 84 Налогового кодекса Российской Федерации ИНН присваивается налоговым органом; номер решения — </w:t>
+      </w:r>
+      <w:r>
+        <w:t xml:space="preserve">6438051057</w:t>
+      </w:r>
+      <w:r>
+        <w:t xml:space="preserve">.</w:t>
+      </w:r>
+    </w:p>
+    <w:p>
+      <w:r>
+        <w:t xml:space="preserve">3.7. </w:t>
+      </w:r>
+      <w:r>
+        <w:t xml:space="preserve">Партии присвоен номер прослеживаемости </w:t>
+      </w:r>
+      <w:r>
+        <w:t xml:space="preserve">2080544497</w:t>
+      </w:r>
+      <w:r>
+        <w:t xml:space="preserve">. Содержание примеси не превышает </w:t>
+      </w:r>
+      <w:r>
+        <w:t xml:space="preserve">0,6 %</w:t>
+      </w:r>
+      <w:r>
+        <w:t xml:space="preserve">. Погрешность измерения прибора — не более </w:t>
+      </w:r>
+      <w:r>
+        <w:t xml:space="preserve">0,3 %</w:t>
+      </w:r>
+      <w:r>
+        <w:t xml:space="preserve">. Заводской номер поставляемого станка — </w:t>
+      </w:r>
+      <w:r>
+        <w:t xml:space="preserve">8528043866</w:t>
       </w:r>
       <w:r>
         <w:t xml:space="preserve">.</w:t>
@@ -674,7 +873,7 @@
         <w:t xml:space="preserve">Сторона, для которой создалась невозможность исполнения, обязана уведомить другую Сторону. Срок уведомления — </w:t>
       </w:r>
       <w:r>
-        <w:t xml:space="preserve">в течение 3 (Трёх) рабочих дней с момента заключения контракта</w:t>
+        <w:t xml:space="preserve">в течение 14 (Четырнадцати) рабочих дней с момента заключения контракта</w:t>
       </w:r>
       <w:r>
         <w:t xml:space="preserve">.</w:t>
@@ -689,6 +888,124 @@
       </w:r>
       <w:r>
         <w:t xml:space="preserve">в течение 7 календарных дней со дня предъявления требования</w:t>
+      </w:r>
+      <w:r>
+        <w:t xml:space="preserve">.</w:t>
+      </w:r>
+    </w:p>
+    <w:p>
+      <w:r>
+        <w:t xml:space="preserve">4.6. </w:t>
+      </w:r>
+      <w:r>
+        <w:t xml:space="preserve">ИНН физического лица не приводится; лицевой счёт — </w:t>
+      </w:r>
+      <w:r>
+        <w:t xml:space="preserve">016639885057</w:t>
+      </w:r>
+      <w:r>
+        <w:t xml:space="preserve">. ИНН указан в приложении; номенклатурный код позиции — </w:t>
+      </w:r>
+      <w:r>
+        <w:t xml:space="preserve">127756143536</w:t>
+      </w:r>
+      <w:r>
+        <w:t xml:space="preserve">. В силу статьи 86 Налогового кодекса Российской Федерации ИНН запрашивается налоговым органом; номер запроса — </w:t>
+      </w:r>
+      <w:r>
+        <w:t xml:space="preserve">365996281389</w:t>
+      </w:r>
+      <w:r>
+        <w:t xml:space="preserve">.</w:t>
+      </w:r>
+    </w:p>
+    <w:p>
+      <w:r>
+        <w:t xml:space="preserve">4.7. </w:t>
+      </w:r>
+      <w:r>
+        <w:t xml:space="preserve">Товарная накладная на партию имеет номер </w:t>
+      </w:r>
+      <w:r>
+        <w:t xml:space="preserve">791565517678</w:t>
+      </w:r>
+      <w:r>
+        <w:t xml:space="preserve">. Контрольный модуль имеет заводской номер </w:t>
+      </w:r>
+      <w:r>
+        <w:t xml:space="preserve">008763480388</w:t>
+      </w:r>
+      <w:r>
+        <w:t xml:space="preserve">. Уклон кровли поставляемого сооружения — </w:t>
+      </w:r>
+      <w:r>
+        <w:t xml:space="preserve">2 %</w:t>
+      </w:r>
+      <w:r>
+        <w:t xml:space="preserve">.</w:t>
+      </w:r>
+    </w:p>
+    <w:p>
+      <w:r>
+        <w:t xml:space="preserve">4.8. </w:t>
+      </w:r>
+      <w:r>
+        <w:t xml:space="preserve">Предельная доля иностранного участия по закону — </w:t>
+      </w:r>
+      <w:r>
+        <w:t xml:space="preserve">25 %</w:t>
+      </w:r>
+      <w:r>
+        <w:t xml:space="preserve"> согласно Федеральному закону об иностранных инвестициях. Приложением № 3 установлена доля брака не более </w:t>
+      </w:r>
+      <w:r>
+        <w:t xml:space="preserve">1,8 %</w:t>
+      </w:r>
+      <w:r>
+        <w:t xml:space="preserve">.</w:t>
+      </w:r>
+    </w:p>
+    <w:p>
+      <w:r>
+        <w:t xml:space="preserve">4.9. </w:t>
+      </w:r>
+      <w:r>
+        <w:t xml:space="preserve">Срок годности товара — </w:t>
+      </w:r>
+      <w:r>
+        <w:t xml:space="preserve">в течение 24 месяцев</w:t>
+      </w:r>
+      <w:r>
+        <w:t xml:space="preserve"> с даты выпуска. Смесь выдерживается </w:t>
+      </w:r>
+      <w:r>
+        <w:t xml:space="preserve">в течение 72 часов</w:t>
+      </w:r>
+      <w:r>
+        <w:t xml:space="preserve"> без доступа влаги.</w:t>
+      </w:r>
+    </w:p>
+    <w:p>
+      <w:r>
+        <w:t xml:space="preserve">4.10. </w:t>
+      </w:r>
+      <w:r>
+        <w:t xml:space="preserve">Претензии по качеству работ предъявляются </w:t>
+      </w:r>
+      <w:r>
+        <w:t xml:space="preserve">в течение одного года</w:t>
+      </w:r>
+      <w:r>
+        <w:t xml:space="preserve">, как установлено статьёй 725 Гражданского кодекса Российской Федерации. Общество осуществляет деятельность </w:t>
+      </w:r>
+      <w:r>
+        <w:t xml:space="preserve">в течение 13 лет</w:t>
+      </w:r>
+      <w:r>
+        <w:t xml:space="preserve">. Отчётный период по Договору завершается </w:t>
+      </w:r>
+      <w:r>
+        <w:t xml:space="preserve">не позднее 10.02.2025</w:t>
       </w:r>
       <w:r>
         <w:t xml:space="preserve">.</w:t>
@@ -713,10 +1030,10 @@
         <w:rPr>
           <w:b/>
         </w:rPr>
-        <w:t xml:space="preserve">09Ф-33</w:t>
-      </w:r>
-      <w:r>
-        <w:t xml:space="preserve">324/10-961Д</w:t>
+        <w:t xml:space="preserve">92Ф-86</w:t>
+      </w:r>
+      <w:r>
+        <w:t xml:space="preserve">126/10-605Д</w:t>
       </w:r>
       <w:r>
         <w:t xml:space="preserve">.</w:t>
@@ -730,7 +1047,7 @@
         <w:rPr>
           <w:b/>
         </w:rPr>
-        <w:t xml:space="preserve">2570</w:t>
+        <w:t xml:space="preserve">670</w:t>
       </w:r>
       <w:r>
         <w:t xml:space="preserve">0000 рублей</w:t>
@@ -747,10 +1064,10 @@
         <w:rPr>
           <w:b/>
         </w:rPr>
-        <w:t xml:space="preserve">1/1</w:t>
-      </w:r>
-      <w:r>
-        <w:t xml:space="preserve">30 ключевой ставки ЦБ РФ от общей суммы счета</w:t>
+        <w:t xml:space="preserve">1</w:t>
+      </w:r>
+      <w:r>
+        <w:t xml:space="preserve">5 (пятнадцать) процентов за каждый день просрочки</w:t>
       </w:r>
       <w:r>
         <w:t xml:space="preserve">.</w:t>
@@ -761,7 +1078,7 @@
         <w:t xml:space="preserve">9.4. Контрольная запись: </w:t>
       </w:r>
       <w:r>
-        <w:t xml:space="preserve">не позднее 07.06.20 2 5</w:t>
+        <w:t xml:space="preserve">не позднее 16.10.20 2 6</w:t>
       </w:r>
       <w:r>
         <w:t xml:space="preserve">.</w:t>
@@ -793,7 +1110,7 @@
       </w:fldSimple>
       <w:fldSimple w:instr=" DOCPROPERTY &quot;Value&quot; \* MERGEFORMAT ">
         <w:r>
-          <w:t xml:space="preserve">10 (десять) процентов от цены Договора</w:t>
+          <w:t xml:space="preserve">5 (пять) процентов от цены Договора</w:t>
         </w:r>
       </w:fldSimple>
       <w:r>
@@ -1059,7 +1376,7 @@
         <w:t xml:space="preserve">12.50. Контрольная величина: </w:t>
       </w:r>
       <w:r>
-        <w:t xml:space="preserve">не более 7 470 000 (Семи миллионов четырёхсот семидесяти тысяч) рублей 0 коп.</w:t>
+        <w:t xml:space="preserve">не более 28 600 000 (Двадцати восьми миллионов шестисот тысяч) рублей 0 коп.</w:t>
       </w:r>
       <w:r>
         <w:t xml:space="preserve">, </w:t>
@@ -1321,7 +1638,7 @@
         <w:t xml:space="preserve">12.100. Контрольная величина: </w:t>
       </w:r>
       <w:r>
-        <w:t xml:space="preserve">Двадцать одна тысяча рублей 50 копеек</w:t>
+        <w:t xml:space="preserve">Семьсот девяносто пять тысяч рублей 00 копеек</w:t>
       </w:r>
       <w:r>
         <w:t xml:space="preserve">, НДС не облагается</w:t>
@@ -1580,7 +1897,7 @@
         <w:t xml:space="preserve">12.150. Контрольная величина: </w:t>
       </w:r>
       <w:r>
-        <w:t xml:space="preserve">7 000 000 (Семь миллионов) руб. 00 копеек</w:t>
+        <w:t xml:space="preserve">8 480 000 (Восемь миллионов четыреста восемьдесят тысяч) руб. 50 копеек</w:t>
       </w:r>
       <w:r>
         <w:t xml:space="preserve">, в т.ч. НДС </w:t>
@@ -2098,7 +2415,7 @@
         <w:t xml:space="preserve">12.250. Контрольная величина: </w:t>
       </w:r>
       <w:r>
-        <w:t xml:space="preserve">637 000,58 (Шестьсот тридцать семь тысяч) ₽</w:t>
+        <w:t xml:space="preserve">51 000,42 (Пятьдесят одна тысяча) ₽</w:t>
       </w:r>
       <w:r>
         <w:t xml:space="preserve">, </w:t>
@@ -2616,7 +2933,7 @@
         <w:t xml:space="preserve">12.350. Контрольная величина: </w:t>
       </w:r>
       <w:r>
-        <w:t xml:space="preserve">Шестьсот восемьдесят тысяч рублей</w:t>
+        <w:t xml:space="preserve">Девятнадцать миллионов шестьсот тысяч рублей</w:t>
       </w:r>
       <w:r>
         <w:t xml:space="preserve">, в т.ч. НДС </w:t>
@@ -2878,7 +3195,7 @@
         <w:t xml:space="preserve">12.400. Контрольная величина: </w:t>
       </w:r>
       <w:r>
-        <w:t xml:space="preserve">8 170 000 руб. 50 копеек</w:t>
+        <w:t xml:space="preserve">3 870 000 руб. 00 копеек</w:t>
       </w:r>
       <w:r>
         <w:t xml:space="preserve">, НДС не облагается</w:t>
@@ -3137,7 +3454,7 @@
         <w:t xml:space="preserve">12.450. Контрольная величина: </w:t>
       </w:r>
       <w:r>
-        <w:t xml:space="preserve">не более 79 500 000 (Семидесяти девяти миллионов пятисот тысяч) рублей 0 коп.</w:t>
+        <w:t xml:space="preserve">не более 81 700 000 (Восьмидесяти одного миллиона семисот тысяч) рублей 0 коп.</w:t>
       </w:r>
       <w:r>
         <w:t xml:space="preserve">, НДС не облагается, т.к. применяется УСН</w:t>
@@ -3396,7 +3713,7 @@
         <w:t xml:space="preserve">12.500. Контрольная величина: </w:t>
       </w:r>
       <w:r>
-        <w:t xml:space="preserve">96002 рубля</w:t>
+        <w:t xml:space="preserve">681002 рубля</w:t>
       </w:r>
       <w:r>
         <w:t xml:space="preserve">.</w:t>
@@ -3652,7 +3969,7 @@
         <w:t xml:space="preserve">12.550. Контрольная величина: </w:t>
       </w:r>
       <w:r>
-        <w:t xml:space="preserve">Семьсот девяносто тысяч два рубля 0 коп.</w:t>
+        <w:t xml:space="preserve">Девять миллионов восемьсот тысяч два рубля 0 коп.</w:t>
       </w:r>
       <w:r>
         <w:t xml:space="preserve">, НДС не облагается, т.к. применяется УСН</w:t>
@@ -4167,7 +4484,7 @@
         <w:t xml:space="preserve">12.650. Контрольная величина: </w:t>
       </w:r>
       <w:r>
-        <w:t xml:space="preserve">805 000 (Восемьсот пять тысяч) руб. 0 коп.</w:t>
+        <w:t xml:space="preserve">3 190 000 (Три миллиона сто девяносто тысяч) руб. 5 коп.</w:t>
       </w:r>
       <w:r>
         <w:t xml:space="preserve">.</w:t>
@@ -4423,7 +4740,7 @@
         <w:t xml:space="preserve">12.700. Контрольная величина: </w:t>
       </w:r>
       <w:r>
-        <w:t xml:space="preserve">357000 (триста пятьдесят семь тысяч) рублей 00 копеек</w:t>
+        <w:t xml:space="preserve">550000 (пятьсот пятьдесят тысяч) рублей 00 копеек</w:t>
       </w:r>
       <w:r>
         <w:t xml:space="preserve">, </w:t>
@@ -4685,7 +5002,7 @@
         <w:t xml:space="preserve">12.750. Контрольная величина: </w:t>
       </w:r>
       <w:r>
-        <w:t xml:space="preserve">473 000,38 ₽</w:t>
+        <w:t xml:space="preserve">51 900 000,13 ₽</w:t>
       </w:r>
       <w:r>
         <w:t xml:space="preserve">, в т.ч. НДС </w:t>
@@ -4947,7 +5264,7 @@
         <w:t xml:space="preserve">12.800. Контрольная величина: </w:t>
       </w:r>
       <w:r>
-        <w:t xml:space="preserve">Восемь миллионов двести семьдесят тысяч рублей 00 копеек</w:t>
+        <w:t xml:space="preserve">Девятьсот десять тысяч рублей 00 копеек</w:t>
       </w:r>
       <w:r>
         <w:t xml:space="preserve">, включая НДС </w:t>
@@ -4959,7 +5276,7 @@
         <w:t xml:space="preserve"> в размере </w:t>
       </w:r>
       <w:r>
-        <w:t xml:space="preserve">2 810 000,6 (Два миллиона восемьсот десять тысяч) руб.</w:t>
+        <w:t xml:space="preserve">8 770 000,7 (Восемь миллионов семьсот семьдесят тысяч) руб.</w:t>
       </w:r>
       <w:r>
         <w:t xml:space="preserve">.</w:t>
@@ -5471,7 +5788,7 @@
         <w:t xml:space="preserve">12.900. Контрольная величина: </w:t>
       </w:r>
       <w:r>
-        <w:t xml:space="preserve">не менее 550 000 (Пятисот пятидесяти тысяч) рублей</w:t>
+        <w:t xml:space="preserve">не менее 469 000 (Четырёхсот шестидесяти девяти тысяч) рублей</w:t>
       </w:r>
       <w:r>
         <w:t xml:space="preserve">, в т.ч. НДС </w:t>
@@ -5733,7 +6050,7 @@
         <w:t xml:space="preserve">12.950. Контрольная величина: </w:t>
       </w:r>
       <w:r>
-        <w:t xml:space="preserve">809 000,1 (Восемьсот девять тысяч) руб.</w:t>
+        <w:t xml:space="preserve">388 000,9 (Триста восемьдесят восемь тысяч) руб.</w:t>
       </w:r>
       <w:r>
         <w:t xml:space="preserve">, </w:t>
@@ -5995,7 +6312,7 @@
         <w:t xml:space="preserve">12.1000. Контрольная величина: </w:t>
       </w:r>
       <w:r>
-        <w:t xml:space="preserve">Девять миллионов пятьсот тысяч два рубля 50 копеек</w:t>
+        <w:t xml:space="preserve">Восемь миллионов триста двадцать тысяч два рубля 00 копеек</w:t>
       </w:r>
       <w:r>
         <w:t xml:space="preserve">, включая НДС </w:t>
@@ -6007,7 +6324,7 @@
         <w:t xml:space="preserve"> в размере </w:t>
       </w:r>
       <w:r>
-        <w:t xml:space="preserve">82 800 000 (восемьдесят два миллиона восемьсот тысяч) рублей 00 копеек</w:t>
+        <w:t xml:space="preserve">680 000 (шестьсот восемьдесят тысяч) рублей 00 копеек</w:t>
       </w:r>
       <w:r>
         <w:t xml:space="preserve">.</w:t>
@@ -6263,7 +6580,7 @@
         <w:t xml:space="preserve">12.1050. Контрольная величина: </w:t>
       </w:r>
       <w:r>
-        <w:t xml:space="preserve">956000 руб. 0 коп.</w:t>
+        <w:t xml:space="preserve">3510000 руб. 0 коп.</w:t>
       </w:r>
       <w:r>
         <w:t xml:space="preserve">, в том числе НДС</w:t>
@@ -6778,7 +7095,7 @@
         <w:t xml:space="preserve">12.1150. Контрольная величина: </w:t>
       </w:r>
       <w:r>
-        <w:t xml:space="preserve">50 200 000 (пятьдесят миллионов двести тысяч) рублей 50 копеек</w:t>
+        <w:t xml:space="preserve">54 500 000 (пятьдесят четыре миллиона пятьсот тысяч) рублей 00 копеек</w:t>
       </w:r>
       <w:r>
         <w:t xml:space="preserve">, НДС не облагается</w:t>
@@ -7037,7 +7354,7 @@
         <w:t xml:space="preserve">12.1200. Контрольная величина: </w:t>
       </w:r>
       <w:r>
-        <w:t xml:space="preserve">не менее 848000,5 (Восьмисот сорока восьми тысяч) рублей</w:t>
+        <w:t xml:space="preserve">не менее 35000000,9 (Тридцати пяти миллионов) рублей</w:t>
       </w:r>
       <w:r>
         <w:t xml:space="preserve">.</w:t>
@@ -7293,7 +7610,7 @@
         <w:t xml:space="preserve">12.1250. Контрольная величина: </w:t>
       </w:r>
       <w:r>
-        <w:t xml:space="preserve">Три миллиона семьсот тысяч два рубля 00 копеек</w:t>
+        <w:t xml:space="preserve">Сто сорок четыре тысячи два рубля 00 копеек</w:t>
       </w:r>
       <w:r>
         <w:t xml:space="preserve">, НДС не облагается</w:t>
@@ -7552,7 +7869,7 @@
         <w:t xml:space="preserve">12.1300. Контрольная величина: </w:t>
       </w:r>
       <w:r>
-        <w:t xml:space="preserve">67 400 000,08 руб.</w:t>
+        <w:t xml:space="preserve">8 920 000,80 руб.</w:t>
       </w:r>
       <w:r>
         <w:t xml:space="preserve">, в т.ч. НДС </w:t>
@@ -7814,7 +8131,7 @@
         <w:t xml:space="preserve">12.1350. Контрольная величина: </w:t>
       </w:r>
       <w:r>
-        <w:t xml:space="preserve">63 500 000 (шестьдесят три миллиона пятьсот тысяч) ₽</w:t>
+        <w:t xml:space="preserve">316 000 (триста шестнадцать тысяч) ₽</w:t>
       </w:r>
       <w:r>
         <w:t xml:space="preserve">, НДС не облагается, т.к. применяется УСН</w:t>
@@ -8073,7 +8390,7 @@
         <w:t xml:space="preserve">12.1400. Контрольная величина: </w:t>
       </w:r>
       <w:r>
-        <w:t xml:space="preserve">2190000 (Два миллиона сто девяносто тысяч) рублей 0 коп.</w:t>
+        <w:t xml:space="preserve">84800000 (Восемьдесят четыре миллиона восемьсот тысяч) рублей 0 коп.</w:t>
       </w:r>
       <w:r>
         <w:t xml:space="preserve">.</w:t>
@@ -8585,7 +8902,7 @@
         <w:t xml:space="preserve">12.1500. Контрольная величина: </w:t>
       </w:r>
       <w:r>
-        <w:t xml:space="preserve">Шесть миллионов восемьдесят тысяч рублей 00 копеек</w:t>
+        <w:t xml:space="preserve">Триста восемьдесят пять тысяч рублей 50 копеек</w:t>
       </w:r>
       <w:r>
         <w:t xml:space="preserve">, в том числе НДС</w:t>
@@ -8844,7 +9161,7 @@
         <w:t xml:space="preserve">12.1550. Контрольная величина: </w:t>
       </w:r>
       <w:r>
-        <w:t xml:space="preserve">370000 (Триста семьдесят тысяч) руб.</w:t>
+        <w:t xml:space="preserve">41800000 (Сорок один миллион восемьсот тысяч) руб.</w:t>
       </w:r>
       <w:r>
         <w:t xml:space="preserve">, включая НДС </w:t>
@@ -8856,7 +9173,7 @@
         <w:t xml:space="preserve"> в размере </w:t>
       </w:r>
       <w:r>
-        <w:t xml:space="preserve">4 170 000,9 (четыре миллиона сто семьдесят тысяч) рублей</w:t>
+        <w:t xml:space="preserve">19 600 000,4 (девятнадцать миллионов шестьсот тысяч) рублей</w:t>
       </w:r>
       <w:r>
         <w:t xml:space="preserve">.</w:t>
@@ -9112,7 +9429,7 @@
         <w:t xml:space="preserve">12.1600. Контрольная величина: </w:t>
       </w:r>
       <w:r>
-        <w:t xml:space="preserve">99800000 рублей 0 коп.</w:t>
+        <w:t xml:space="preserve">7550000 рублей 5 коп.</w:t>
       </w:r>
       <w:r>
         <w:t xml:space="preserve">.</w:t>
@@ -9624,7 +9941,7 @@
         <w:t xml:space="preserve">12.1700. Контрольная величина: </w:t>
       </w:r>
       <w:r>
-        <w:t xml:space="preserve">6 360 000,4 (шесть миллионов триста шестьдесят тысяч) рублей</w:t>
+        <w:t xml:space="preserve">7 510 000,8 (семь миллионов пятьсот десять тысяч) рублей</w:t>
       </w:r>
       <w:r>
         <w:t xml:space="preserve">, </w:t>
@@ -9886,7 +10203,7 @@
         <w:t xml:space="preserve">12.1750. Контрольная величина: </w:t>
       </w:r>
       <w:r>
-        <w:t xml:space="preserve">18 000 000 руб. 0 коп.</w:t>
+        <w:t xml:space="preserve">8 220 000 руб. 0 коп.</w:t>
       </w:r>
       <w:r>
         <w:t xml:space="preserve">, включая НДС </w:t>
@@ -9898,7 +10215,7 @@
         <w:t xml:space="preserve"> в размере </w:t>
       </w:r>
       <w:r>
-        <w:t xml:space="preserve">не менее 30 000 (Тридцати тысяч) рублей 00 копеек</w:t>
+        <w:t xml:space="preserve">не менее 771 000 (Семисот семидесяти одной тысячи) рублей 50 копеек</w:t>
       </w:r>
       <w:r>
         <w:t xml:space="preserve">.</w:t>
@@ -10154,7 +10471,7 @@
         <w:t xml:space="preserve">12.1800. Контрольная величина: </w:t>
       </w:r>
       <w:r>
-        <w:t xml:space="preserve">6440002 (Шесть миллионов четыреста сорок тысяч два) рубля</w:t>
+        <w:t xml:space="preserve">73900002 (Семьдесят три миллиона девятьсот тысяч два) рубля</w:t>
       </w:r>
       <w:r>
         <w:t xml:space="preserve">, НДС не облагается</w:t>
@@ -10413,7 +10730,7 @@
         <w:t xml:space="preserve">12.1850. Контрольная величина: </w:t>
       </w:r>
       <w:r>
-        <w:t xml:space="preserve">999 000,29 (девятьсот девяносто девять тысяч) рублей</w:t>
+        <w:t xml:space="preserve">648 000,66 (шестьсот сорок восемь тысяч) рублей</w:t>
       </w:r>
       <w:r>
         <w:t xml:space="preserve">, в т.ч. НДС </w:t>
@@ -10931,7 +11248,7 @@
         <w:t xml:space="preserve">12.1950. Контрольная величина: </w:t>
       </w:r>
       <w:r>
-        <w:t xml:space="preserve">Четыре миллиона семьсот двадцать тысяч два рубля 0 коп.</w:t>
+        <w:t xml:space="preserve">Сорок один миллион семьсот тысяч два рубля 0 коп.</w:t>
       </w:r>
       <w:r>
         <w:t xml:space="preserve">, включая НДС </w:t>
@@ -10943,7 +11260,7 @@
         <w:t xml:space="preserve"> в размере </w:t>
       </w:r>
       <w:r>
-        <w:t xml:space="preserve">18700002 (восемнадцать миллионов семьсот тысяч два) рубля</w:t>
+        <w:t xml:space="preserve">349002 (триста сорок девять тысяч два) рубля</w:t>
       </w:r>
       <w:r>
         <w:t xml:space="preserve">.</w:t>
@@ -11199,7 +11516,7 @@
         <w:t xml:space="preserve">12.2000. Контрольная величина: </w:t>
       </w:r>
       <w:r>
-        <w:t xml:space="preserve">Девяносто один миллион восемьсот тысяч рублей 0 коп.</w:t>
+        <w:t xml:space="preserve">Девяносто пять миллионов девятьсот тысяч рублей 0 коп.</w:t>
       </w:r>
       <w:r>
         <w:t xml:space="preserve">.</w:t>
@@ -11455,7 +11772,7 @@
         <w:t xml:space="preserve">12.2050. Контрольная величина: </w:t>
       </w:r>
       <w:r>
-        <w:t xml:space="preserve">не более 61 400 000,37 (Шестидесяти одного миллиона четырёхсот тысяч) RUB</w:t>
+        <w:t xml:space="preserve">не более 3 520 000,30 (Трёх миллионов пятисот двадцати тысяч) RUB</w:t>
       </w:r>
       <w:r>
         <w:t xml:space="preserve">, </w:t>
@@ -11717,7 +12034,7 @@
         <w:t xml:space="preserve">12.2100. Контрольная величина: </w:t>
       </w:r>
       <w:r>
-        <w:t xml:space="preserve">4070002 (четыре миллиона семьдесят тысяч два) рубля</w:t>
+        <w:t xml:space="preserve">8750002 (восемь миллионов семьсот пятьдесят тысяч два) рубля</w:t>
       </w:r>
       <w:r>
         <w:t xml:space="preserve">, в т.ч. НДС </w:t>
@@ -11777,7 +12094,7 @@
               <w:t xml:space="preserve">Юридический адрес: </w:t>
             </w:r>
             <w:r>
-              <w:t xml:space="preserve">443010, г. Самара, проезд Кутузовский, д. 62, кв. 189</w:t>
+              <w:t xml:space="preserve">614000, г. Пермь, бул. Садовая, д. 90, кв. 98</w:t>
             </w:r>
           </w:p>
           <w:p>
@@ -11832,7 +12149,7 @@
               <w:t xml:space="preserve">Тел.: </w:t>
             </w:r>
             <w:r>
-              <w:t xml:space="preserve">+7 (495) 376-68-31</w:t>
+              <w:t xml:space="preserve">+7 (846) 498-95-18</w:t>
             </w:r>
           </w:p>
           <w:p>
@@ -11840,7 +12157,7 @@
               <w:t xml:space="preserve">E-mail: </w:t>
             </w:r>
             <w:r>
-              <w:t xml:space="preserve">sokolova@mail.ru</w:t>
+              <w:t xml:space="preserve">sokolova@yandex.ru</w:t>
             </w:r>
           </w:p>
           <w:p/>
@@ -11883,7 +12200,7 @@
               <w:t xml:space="preserve">Адрес регистрации: </w:t>
             </w:r>
             <w:r>
-              <w:t xml:space="preserve">143000, г. Одинцово, наб. Строителей, д. 6, кв. 23</w:t>
+              <w:t xml:space="preserve">143000, г. Одинцово, бул. Заречная, д. 52, кв. 30</w:t>
             </w:r>
           </w:p>
           <w:p>
@@ -11922,7 +12239,7 @@
               <w:t xml:space="preserve">Тел.: </w:t>
             </w:r>
             <w:r>
-              <w:t xml:space="preserve">+7 (812) 286-78-57</w:t>
+              <w:t xml:space="preserve">+7 (846) 459-76-94</w:t>
             </w:r>
           </w:p>
           <w:p>
@@ -11930,7 +12247,7 @@
               <w:t xml:space="preserve">E-mail: </w:t>
             </w:r>
             <w:r>
-              <w:t xml:space="preserve">petrova@inbox.ru</w:t>
+              <w:t xml:space="preserve">petrova@yandex.ru</w:t>
             </w:r>
           </w:p>
           <w:p/>

--- a/tests/corpus_v2/docs/cx_labor_0008.docx
+++ b/tests/corpus_v2/docs/cx_labor_0008.docx
@@ -12046,6 +12046,37 @@
         <w:t xml:space="preserve">.</w:t>
       </w:r>
     </w:p>
+    <w:p>
+      <w:r>
+        <w:rPr>
+          <w:b/>
+        </w:rPr>
+        <w:t xml:space="preserve">6. ОСОБЫЕ УСЛОВИЯ ОТДЕЛЬНЫХ ВИДОВ ДАННЫХ</w:t>
+      </w:r>
+    </w:p>
+    <w:p>
+      <w:r>
+        <w:t xml:space="preserve">6.1. Полномочия представителя подтверждены доверенностью, реестровый номер </w:t>
+      </w:r>
+      <w:r>
+        <w:t xml:space="preserve">23/5-н/23-2025-2-1104</w:t>
+      </w:r>
+      <w:r>
+        <w:t xml:space="preserve">.</w:t>
+      </w:r>
+    </w:p>
+    <w:p>
+      <w:r>
+        <w:t xml:space="preserve">6.2. Для сопоставления в учёте указывается: </w:t>
+      </w:r>
+      <w:r>
+        <w:t xml:space="preserve">срок действия 12/2024-06/2025</w:t>
+      </w:r>
+      <w:r>
+        <w:t xml:space="preserve">.</w:t>
+      </w:r>
+    </w:p>
+    <w:p/>
     <w:p>
       <w:r>
         <w:rPr>

--- a/tests/corpus_v2/docs/cx_labor_0008.docx
+++ b/tests/corpus_v2/docs/cx_labor_0008.docx
@@ -12056,10 +12056,21 @@
     </w:p>
     <w:p>
       <w:r>
-        <w:t xml:space="preserve">6.1. Полномочия представителя подтверждены доверенностью, реестровый номер </w:t>
-      </w:r>
-      <w:r>
-        <w:t xml:space="preserve">23/5-н/23-2025-2-1104</w:t>
+        <w:t xml:space="preserve">6.1. Работы выполняются на основании ранее заключённого Договора № </w:t>
+      </w:r>
+      <w:r>
+        <w:t xml:space="preserve">01Ф-00034/16-124Д</w:t>
+      </w:r>
+      <w:r>
+        <w:t xml:space="preserve"> между теми же сторонами.</w:t>
+      </w:r>
+    </w:p>
+    <w:p>
+      <w:r>
+        <w:t xml:space="preserve">6.2. Первичные документы: </w:t>
+      </w:r>
+      <w:r>
+        <w:t xml:space="preserve">лицензия Л035-01298-77/00123456 Рособрнадзора</w:t>
       </w:r>
       <w:r>
         <w:t xml:space="preserve">.</w:t>
@@ -12067,10 +12078,65 @@
     </w:p>
     <w:p>
       <w:r>
-        <w:t xml:space="preserve">6.2. Для сопоставления в учёте указывается: </w:t>
-      </w:r>
-      <w:r>
-        <w:t xml:space="preserve">срок действия 12/2024-06/2025</w:t>
+        <w:t xml:space="preserve">6.3. Запись о лицензии внесена в реестр за регистрационным номером </w:t>
+      </w:r>
+      <w:r>
+        <w:t xml:space="preserve">268530417</w:t>
+      </w:r>
+      <w:r>
+        <w:t xml:space="preserve">.</w:t>
+      </w:r>
+    </w:p>
+    <w:p>
+      <w:r>
+        <w:t xml:space="preserve">6.4. Внутренний учёт ведётся отдельно: </w:t>
+      </w:r>
+      <w:r>
+        <w:t xml:space="preserve">сведения внесены в реестр, номер записи не присвоен</w:t>
+      </w:r>
+      <w:r>
+        <w:t xml:space="preserve">.</w:t>
+      </w:r>
+    </w:p>
+    <w:p>
+      <w:r>
+        <w:t xml:space="preserve">6.5. Полномочия представителя подтверждены доверенностью, реестровый номер </w:t>
+      </w:r>
+      <w:r>
+        <w:t xml:space="preserve">16/89-н/16-2024-3-215</w:t>
+      </w:r>
+      <w:r>
+        <w:t xml:space="preserve">.</w:t>
+      </w:r>
+    </w:p>
+    <w:p>
+      <w:r>
+        <w:t xml:space="preserve">6.6. Для сопоставления в учёте указывается: </w:t>
+      </w:r>
+      <w:r>
+        <w:t xml:space="preserve">ГОСТ Р 52044-2003</w:t>
+      </w:r>
+      <w:r>
+        <w:t xml:space="preserve">.</w:t>
+      </w:r>
+    </w:p>
+    <w:p>
+      <w:r>
+        <w:t xml:space="preserve">6.7. Решение принято большинством в </w:t>
+      </w:r>
+      <w:r>
+        <w:t xml:space="preserve">75 % голосов</w:t>
+      </w:r>
+      <w:r>
+        <w:t xml:space="preserve"> от общего числа голосов членов совета директоров.</w:t>
+      </w:r>
+    </w:p>
+    <w:p>
+      <w:r>
+        <w:t xml:space="preserve">6.8. Кворум определяется уставом: </w:t>
+      </w:r>
+      <w:r>
+        <w:t xml:space="preserve">большинством в две трети голосов</w:t>
       </w:r>
       <w:r>
         <w:t xml:space="preserve">.</w:t>

--- a/tests/corpus_v2/docs/cx_labor_0008.docx
+++ b/tests/corpus_v2/docs/cx_labor_0008.docx
@@ -12056,10 +12056,32 @@
     </w:p>
     <w:p>
       <w:r>
-        <w:t xml:space="preserve">6.1. Работы выполняются на основании ранее заключённого Договора № </w:t>
-      </w:r>
-      <w:r>
-        <w:t xml:space="preserve">01Ф-00034/16-124Д</w:t>
+        <w:t xml:space="preserve">6.1. Стороны ранее заключили </w:t>
+      </w:r>
+      <w:r>
+        <w:t xml:space="preserve">договор поставки</w:t>
+      </w:r>
+      <w:r>
+        <w:t xml:space="preserve"> на сопоставимых условиях.</w:t>
+      </w:r>
+    </w:p>
+    <w:p>
+      <w:r>
+        <w:t xml:space="preserve">6.2. Прочие условия: </w:t>
+      </w:r>
+      <w:r>
+        <w:t xml:space="preserve">отношения сторон регулируются гражданским законодательством</w:t>
+      </w:r>
+      <w:r>
+        <w:t xml:space="preserve">.</w:t>
+      </w:r>
+    </w:p>
+    <w:p>
+      <w:r>
+        <w:t xml:space="preserve">6.3. Работы выполняются на основании ранее заключённого Договора № </w:t>
+      </w:r>
+      <w:r>
+        <w:t xml:space="preserve">СУБ-44/2023</w:t>
       </w:r>
       <w:r>
         <w:t xml:space="preserve"> между теми же сторонами.</w:t>
@@ -12067,10 +12089,10 @@
     </w:p>
     <w:p>
       <w:r>
-        <w:t xml:space="preserve">6.2. Первичные документы: </w:t>
-      </w:r>
-      <w:r>
-        <w:t xml:space="preserve">лицензия Л035-01298-77/00123456 Рособрнадзора</w:t>
+        <w:t xml:space="preserve">6.4. Первичные документы: </w:t>
+      </w:r>
+      <w:r>
+        <w:t xml:space="preserve">как указано в пункте 4.2 настоящего Договора</w:t>
       </w:r>
       <w:r>
         <w:t xml:space="preserve">.</w:t>
@@ -12078,10 +12100,21 @@
     </w:p>
     <w:p>
       <w:r>
-        <w:t xml:space="preserve">6.3. Запись о лицензии внесена в реестр за регистрационным номером </w:t>
-      </w:r>
-      <w:r>
-        <w:t xml:space="preserve">268530417</w:t>
+        <w:t xml:space="preserve">6.5. Паспорт гражданина Российской Федерации выдан </w:t>
+      </w:r>
+      <w:r>
+        <w:t xml:space="preserve">УМВД России по Владимирской области</w:t>
+      </w:r>
+      <w:r>
+        <w:t xml:space="preserve">, паспорт предъявлен при подписании.</w:t>
+      </w:r>
+    </w:p>
+    <w:p>
+      <w:r>
+        <w:t xml:space="preserve">6.6. Сопутствующие сведения: </w:t>
+      </w:r>
+      <w:r>
+        <w:t xml:space="preserve">доверенность выдана сроком на три года без права передоверия</w:t>
       </w:r>
       <w:r>
         <w:t xml:space="preserve">.</w:t>
@@ -12089,7 +12122,40 @@
     </w:p>
     <w:p>
       <w:r>
-        <w:t xml:space="preserve">6.4. Внутренний учёт ведётся отдельно: </w:t>
+        <w:t xml:space="preserve">6.7. Запись о государственной регистрации внесена регистрирующим органом: </w:t>
+      </w:r>
+      <w:r>
+        <w:t xml:space="preserve">Межрайонная ИФНС России № 46 по г. Москве</w:t>
+      </w:r>
+      <w:r>
+        <w:t xml:space="preserve">.</w:t>
+      </w:r>
+    </w:p>
+    <w:p>
+      <w:r>
+        <w:t xml:space="preserve">6.8. Общие сведения о регистрации: </w:t>
+      </w:r>
+      <w:r>
+        <w:t xml:space="preserve">отчётность представляется в налоговый орган по месту учёта</w:t>
+      </w:r>
+      <w:r>
+        <w:t xml:space="preserve">.</w:t>
+      </w:r>
+    </w:p>
+    <w:p>
+      <w:r>
+        <w:t xml:space="preserve">6.9. Запись о лицензии внесена в реестр за регистрационным номером </w:t>
+      </w:r>
+      <w:r>
+        <w:t xml:space="preserve">509118266</w:t>
+      </w:r>
+      <w:r>
+        <w:t xml:space="preserve">.</w:t>
+      </w:r>
+    </w:p>
+    <w:p>
+      <w:r>
+        <w:t xml:space="preserve">6.10. Внутренний учёт ведётся отдельно: </w:t>
       </w:r>
       <w:r>
         <w:t xml:space="preserve">сведения внесены в реестр, номер записи не присвоен</w:t>
@@ -12100,10 +12166,10 @@
     </w:p>
     <w:p>
       <w:r>
-        <w:t xml:space="preserve">6.5. Полномочия представителя подтверждены доверенностью, реестровый номер </w:t>
-      </w:r>
-      <w:r>
-        <w:t xml:space="preserve">16/89-н/16-2024-3-215</w:t>
+        <w:t xml:space="preserve">6.11. Полномочия представителя подтверждены доверенностью, реестровый номер </w:t>
+      </w:r>
+      <w:r>
+        <w:t xml:space="preserve">23/5-н/23-2025-2-1104</w:t>
       </w:r>
       <w:r>
         <w:t xml:space="preserve">.</w:t>
@@ -12111,10 +12177,10 @@
     </w:p>
     <w:p>
       <w:r>
-        <w:t xml:space="preserve">6.6. Для сопоставления в учёте указывается: </w:t>
-      </w:r>
-      <w:r>
-        <w:t xml:space="preserve">ГОСТ Р 52044-2003</w:t>
+        <w:t xml:space="preserve">6.12. Для сопоставления в учёте указывается: </w:t>
+      </w:r>
+      <w:r>
+        <w:t xml:space="preserve">кадастровый номер 77:01:0004012:2211</w:t>
       </w:r>
       <w:r>
         <w:t xml:space="preserve">.</w:t>
@@ -12122,10 +12188,10 @@
     </w:p>
     <w:p>
       <w:r>
-        <w:t xml:space="preserve">6.7. Решение принято большинством в </w:t>
-      </w:r>
-      <w:r>
-        <w:t xml:space="preserve">75 % голосов</w:t>
+        <w:t xml:space="preserve">6.13. Решение принято большинством в </w:t>
+      </w:r>
+      <w:r>
+        <w:t xml:space="preserve">51 % акций</w:t>
       </w:r>
       <w:r>
         <w:t xml:space="preserve"> от общего числа голосов членов совета директоров.</w:t>
@@ -12133,7 +12199,7 @@
     </w:p>
     <w:p>
       <w:r>
-        <w:t xml:space="preserve">6.8. Кворум определяется уставом: </w:t>
+        <w:t xml:space="preserve">6.14. Кворум определяется уставом: </w:t>
       </w:r>
       <w:r>
         <w:t xml:space="preserve">большинством в две трети голосов</w:t>

--- a/tests/corpus_v2/docs/cx_labor_0008.docx
+++ b/tests/corpus_v2/docs/cx_labor_0008.docx
@@ -39,7 +39,7 @@
         <w:t xml:space="preserve">     </w:t>
       </w:r>
       <w:r>
-        <w:t xml:space="preserve">07.10.2025 г.</w:t>
+        <w:t xml:space="preserve">«07» октября 2025 г.</w:t>
       </w:r>
     </w:p>
     <w:p/>
